--- a/TS-Kramam/TS-3.5/TS 3.5 Malayalam Krama Paatam Corrections.docx
+++ b/TS-Kramam/TS-3.5/TS 3.5 Malayalam Krama Paatam Corrections.docx
@@ -219,7 +219,7 @@
       </w:tr>
       <w:tr>
         <w:trPr>
-          <w:trHeight w:val="1104"/>
+          <w:trHeight w:val="1387"/>
         </w:trPr>
         <w:tc>
           <w:tcPr>
@@ -234,7 +234,7 @@
               <w:autoSpaceDE w:val="0"/>
               <w:autoSpaceDN w:val="0"/>
               <w:adjustRightInd w:val="0"/>
-              <w:spacing w:before="0" w:line="252" w:lineRule="auto"/>
+              <w:spacing w:before="0" w:line="240" w:lineRule="auto"/>
               <w:ind w:right="297"/>
               <w:rPr>
                 <w:rFonts w:cs="Arial"/>
@@ -262,27 +262,7 @@
                 <w:sz w:val="28"/>
                 <w:szCs w:val="32"/>
               </w:rPr>
-              <w:t>3.5.</w:t>
-            </w:r>
-            <w:r>
-              <w:rPr>
-                <w:rFonts w:cs="Arial"/>
-                <w:b/>
-                <w:color w:val="000000"/>
-                <w:sz w:val="28"/>
-                <w:szCs w:val="32"/>
-              </w:rPr>
-              <w:t>4.1</w:t>
-            </w:r>
-            <w:r>
-              <w:rPr>
-                <w:rFonts w:cs="Arial"/>
-                <w:b/>
-                <w:color w:val="000000"/>
-                <w:sz w:val="28"/>
-                <w:szCs w:val="32"/>
-              </w:rPr>
-              <w:t xml:space="preserve"> </w:t>
+              <w:t xml:space="preserve">3.5.4.1 </w:t>
             </w:r>
             <w:r>
               <w:rPr>
@@ -304,7 +284,7 @@
               <w:autoSpaceDE w:val="0"/>
               <w:autoSpaceDN w:val="0"/>
               <w:adjustRightInd w:val="0"/>
-              <w:spacing w:before="0" w:line="252" w:lineRule="auto"/>
+              <w:spacing w:before="0" w:line="240" w:lineRule="auto"/>
               <w:ind w:right="297"/>
               <w:rPr>
                 <w:rFonts w:cs="Arial"/>
@@ -312,30 +292,19 @@
                 <w:color w:val="000000"/>
                 <w:sz w:val="28"/>
                 <w:szCs w:val="32"/>
-                <w:lang w:val="it-IT"/>
-              </w:rPr>
-            </w:pPr>
-            <w:r>
-              <w:rPr>
-                <w:rFonts w:cs="Arial"/>
-                <w:b/>
-                <w:color w:val="000000"/>
-                <w:sz w:val="28"/>
-                <w:szCs w:val="32"/>
-                <w:lang w:val="it-IT"/>
-              </w:rPr>
-              <w:t xml:space="preserve">Krama Vaakyam No. - </w:t>
-            </w:r>
-            <w:r>
-              <w:rPr>
-                <w:rFonts w:cs="Arial"/>
-                <w:b/>
-                <w:color w:val="000000"/>
-                <w:sz w:val="28"/>
-                <w:szCs w:val="32"/>
-                <w:lang w:val="it-IT"/>
-              </w:rPr>
-              <w:t>27</w:t>
+                <w:lang w:val="en-IN"/>
+              </w:rPr>
+            </w:pPr>
+            <w:r>
+              <w:rPr>
+                <w:rFonts w:cs="Arial"/>
+                <w:b/>
+                <w:color w:val="000000"/>
+                <w:sz w:val="28"/>
+                <w:szCs w:val="32"/>
+                <w:lang w:val="en-IN"/>
+              </w:rPr>
+              <w:t>Krama Vaakyam No. - 27</w:t>
             </w:r>
           </w:p>
           <w:p>
@@ -347,7 +316,7 @@
               <w:autoSpaceDE w:val="0"/>
               <w:autoSpaceDN w:val="0"/>
               <w:adjustRightInd w:val="0"/>
-              <w:spacing w:before="0" w:line="252" w:lineRule="auto"/>
+              <w:spacing w:before="0" w:line="240" w:lineRule="auto"/>
               <w:ind w:right="297"/>
               <w:rPr>
                 <w:rFonts w:cs="Arial"/>
@@ -413,7 +382,7 @@
               <w:autoSpaceDE w:val="0"/>
               <w:autoSpaceDN w:val="0"/>
               <w:adjustRightInd w:val="0"/>
-              <w:spacing w:line="252" w:lineRule="auto"/>
+              <w:spacing w:before="0" w:line="240" w:lineRule="auto"/>
               <w:ind w:right="-180"/>
               <w:rPr>
                 <w:rFonts w:ascii="BRH Malayalam Extra" w:eastAsia="Times New Roman" w:hAnsi="BRH Malayalam Extra" w:cs="BRH Malayalam Extra"/>
@@ -440,7 +409,7 @@
               <w:autoSpaceDE w:val="0"/>
               <w:autoSpaceDN w:val="0"/>
               <w:adjustRightInd w:val="0"/>
-              <w:spacing w:line="252" w:lineRule="auto"/>
+              <w:spacing w:before="0" w:line="240" w:lineRule="auto"/>
               <w:rPr>
                 <w:rFonts w:ascii="BRH Malayalam Extra" w:hAnsi="BRH Malayalam Extra" w:cs="BRH Malayalam Extra"/>
                 <w:color w:val="000000"/>
@@ -502,7 +471,7 @@
               <w:autoSpaceDE w:val="0"/>
               <w:autoSpaceDN w:val="0"/>
               <w:adjustRightInd w:val="0"/>
-              <w:spacing w:line="252" w:lineRule="auto"/>
+              <w:spacing w:before="0" w:line="240" w:lineRule="auto"/>
               <w:ind w:right="-180"/>
               <w:rPr>
                 <w:rFonts w:ascii="BRH Malayalam Extra" w:eastAsia="Times New Roman" w:hAnsi="BRH Malayalam Extra" w:cs="BRH Malayalam Extra"/>
@@ -563,6 +532,374 @@
                 <w:lang w:val="en-IN" w:eastAsia="en-IN" w:bidi="ml-IN"/>
               </w:rPr>
               <w:t>Zõsëy— ||</w:t>
+            </w:r>
+          </w:p>
+        </w:tc>
+      </w:tr>
+      <w:tr>
+        <w:trPr>
+          <w:trHeight w:val="1563"/>
+        </w:trPr>
+        <w:tc>
+          <w:tcPr>
+            <w:tcW w:w="3906" w:type="dxa"/>
+          </w:tcPr>
+          <w:p>
+            <w:pPr>
+              <w:widowControl w:val="0"/>
+              <w:tabs>
+                <w:tab w:val="left" w:pos="993"/>
+              </w:tabs>
+              <w:autoSpaceDE w:val="0"/>
+              <w:autoSpaceDN w:val="0"/>
+              <w:adjustRightInd w:val="0"/>
+              <w:spacing w:before="0" w:line="240" w:lineRule="auto"/>
+              <w:ind w:right="297"/>
+              <w:rPr>
+                <w:rFonts w:cs="Arial"/>
+                <w:b/>
+                <w:color w:val="000000"/>
+                <w:sz w:val="28"/>
+                <w:szCs w:val="32"/>
+              </w:rPr>
+            </w:pPr>
+            <w:r>
+              <w:rPr>
+                <w:rFonts w:cs="Arial"/>
+                <w:b/>
+                <w:color w:val="000000"/>
+                <w:sz w:val="28"/>
+                <w:szCs w:val="32"/>
+              </w:rPr>
+              <w:t>T.S.</w:t>
+            </w:r>
+            <w:r>
+              <w:rPr>
+                <w:rFonts w:cs="Arial"/>
+                <w:b/>
+                <w:color w:val="000000"/>
+                <w:sz w:val="28"/>
+                <w:szCs w:val="32"/>
+              </w:rPr>
+              <w:t xml:space="preserve">3.5.7.3 </w:t>
+            </w:r>
+            <w:r>
+              <w:rPr>
+                <w:rFonts w:cs="Arial"/>
+                <w:b/>
+                <w:color w:val="000000"/>
+                <w:sz w:val="28"/>
+                <w:szCs w:val="32"/>
+              </w:rPr>
+              <w:t>– Kramam</w:t>
+            </w:r>
+          </w:p>
+          <w:p>
+            <w:pPr>
+              <w:widowControl w:val="0"/>
+              <w:tabs>
+                <w:tab w:val="left" w:pos="993"/>
+              </w:tabs>
+              <w:autoSpaceDE w:val="0"/>
+              <w:autoSpaceDN w:val="0"/>
+              <w:adjustRightInd w:val="0"/>
+              <w:spacing w:before="0" w:line="240" w:lineRule="auto"/>
+              <w:ind w:right="297"/>
+              <w:rPr>
+                <w:rFonts w:cs="Arial"/>
+                <w:b/>
+                <w:color w:val="000000"/>
+                <w:sz w:val="28"/>
+                <w:szCs w:val="32"/>
+                <w:lang w:val="en-IN"/>
+              </w:rPr>
+            </w:pPr>
+            <w:r>
+              <w:rPr>
+                <w:rFonts w:cs="Arial"/>
+                <w:b/>
+                <w:color w:val="000000"/>
+                <w:sz w:val="28"/>
+                <w:szCs w:val="32"/>
+                <w:lang w:val="en-IN"/>
+              </w:rPr>
+              <w:t>Krama Vaakyam No. - 44</w:t>
+            </w:r>
+          </w:p>
+          <w:p>
+            <w:pPr>
+              <w:widowControl w:val="0"/>
+              <w:tabs>
+                <w:tab w:val="left" w:pos="993"/>
+              </w:tabs>
+              <w:autoSpaceDE w:val="0"/>
+              <w:autoSpaceDN w:val="0"/>
+              <w:adjustRightInd w:val="0"/>
+              <w:spacing w:before="0" w:line="240" w:lineRule="auto"/>
+              <w:ind w:right="297"/>
+              <w:rPr>
+                <w:rFonts w:cs="Arial"/>
+                <w:b/>
+                <w:color w:val="000000"/>
+                <w:sz w:val="28"/>
+                <w:szCs w:val="32"/>
+              </w:rPr>
+            </w:pPr>
+            <w:r>
+              <w:rPr>
+                <w:rFonts w:cs="Arial"/>
+                <w:b/>
+                <w:color w:val="000000"/>
+                <w:sz w:val="28"/>
+                <w:szCs w:val="32"/>
+                <w:lang w:val="it-IT"/>
+              </w:rPr>
+              <w:t>Panchaati No</w:t>
+            </w:r>
+            <w:r>
+              <w:rPr>
+                <w:rFonts w:cs="Arial"/>
+                <w:b/>
+                <w:color w:val="000000"/>
+                <w:szCs w:val="32"/>
+                <w:lang w:val="it-IT"/>
+              </w:rPr>
+              <w:t xml:space="preserve">. - </w:t>
+            </w:r>
+            <w:r>
+              <w:rPr>
+                <w:rFonts w:cs="Arial"/>
+                <w:b/>
+                <w:color w:val="000000"/>
+                <w:sz w:val="28"/>
+                <w:szCs w:val="32"/>
+                <w:lang w:val="it-IT"/>
+              </w:rPr>
+              <w:t>24</w:t>
+            </w:r>
+          </w:p>
+        </w:tc>
+        <w:tc>
+          <w:tcPr>
+            <w:tcW w:w="5103" w:type="dxa"/>
+          </w:tcPr>
+          <w:p>
+            <w:pPr>
+              <w:widowControl w:val="0"/>
+              <w:autoSpaceDE w:val="0"/>
+              <w:autoSpaceDN w:val="0"/>
+              <w:adjustRightInd w:val="0"/>
+              <w:spacing w:before="0" w:line="240" w:lineRule="auto"/>
+              <w:ind w:right="-180"/>
+              <w:rPr>
+                <w:rFonts w:ascii="BRH Malayalam Extra" w:eastAsia="Times New Roman" w:hAnsi="BRH Malayalam Extra" w:cs="BRH Malayalam Extra"/>
+                <w:color w:val="000000"/>
+                <w:sz w:val="40"/>
+                <w:szCs w:val="40"/>
+                <w:lang w:val="en-IN" w:eastAsia="en-IN" w:bidi="ml-IN"/>
+              </w:rPr>
+            </w:pPr>
+            <w:r>
+              <w:rPr>
+                <w:rFonts w:ascii="BRH Malayalam Extra" w:eastAsia="Times New Roman" w:hAnsi="BRH Malayalam Extra" w:cs="BRH Malayalam Extra"/>
+                <w:color w:val="000000"/>
+                <w:sz w:val="40"/>
+                <w:szCs w:val="40"/>
+                <w:lang w:val="en-IN" w:eastAsia="en-IN" w:bidi="ml-IN"/>
+              </w:rPr>
+              <w:t>¤¤pK—O§KZz öc¡</w:t>
+            </w:r>
+            <w:r>
+              <w:rPr>
+                <w:rFonts w:ascii="BRH Malayalam Extra" w:eastAsia="Times New Roman" w:hAnsi="BRH Malayalam Extra" w:cs="BRH Malayalam Extra"/>
+                <w:b/>
+                <w:color w:val="000000"/>
+                <w:sz w:val="33"/>
+                <w:szCs w:val="40"/>
+                <w:lang w:val="en-IN" w:eastAsia="en-IN" w:bidi="ml-IN"/>
+              </w:rPr>
+              <w:t>–</w:t>
+            </w:r>
+            <w:r>
+              <w:rPr>
+                <w:rFonts w:ascii="BRH Malayalam Extra" w:eastAsia="Times New Roman" w:hAnsi="BRH Malayalam Extra" w:cs="BRH Malayalam Extra"/>
+                <w:color w:val="000000"/>
+                <w:sz w:val="40"/>
+                <w:szCs w:val="40"/>
+                <w:lang w:val="en-IN" w:eastAsia="en-IN" w:bidi="ml-IN"/>
+              </w:rPr>
+              <w:t xml:space="preserve">px | </w:t>
+            </w:r>
+          </w:p>
+          <w:p>
+            <w:pPr>
+              <w:widowControl w:val="0"/>
+              <w:autoSpaceDE w:val="0"/>
+              <w:autoSpaceDN w:val="0"/>
+              <w:adjustRightInd w:val="0"/>
+              <w:spacing w:before="0" w:line="240" w:lineRule="auto"/>
+              <w:ind w:right="-180"/>
+              <w:rPr>
+                <w:rFonts w:ascii="BRH Malayalam Extra" w:eastAsia="Times New Roman" w:hAnsi="BRH Malayalam Extra" w:cs="BRH Malayalam Extra"/>
+                <w:color w:val="000000"/>
+                <w:sz w:val="40"/>
+                <w:szCs w:val="40"/>
+                <w:lang w:val="en-IN" w:eastAsia="en-IN" w:bidi="ml-IN"/>
+              </w:rPr>
+            </w:pPr>
+            <w:r>
+              <w:rPr>
+                <w:rFonts w:ascii="BRH Malayalam Extra" w:eastAsia="Times New Roman" w:hAnsi="BRH Malayalam Extra" w:cs="BRH Malayalam Extra"/>
+                <w:color w:val="000000"/>
+                <w:sz w:val="40"/>
+                <w:szCs w:val="40"/>
+                <w:highlight w:val="yellow"/>
+                <w:lang w:val="en-IN" w:eastAsia="en-IN" w:bidi="ml-IN"/>
+              </w:rPr>
+              <w:t>c</w:t>
+            </w:r>
+            <w:r>
+              <w:rPr>
+                <w:rFonts w:ascii="BRH Malayalam Extra" w:eastAsia="Times New Roman" w:hAnsi="BRH Malayalam Extra" w:cs="BRH Malayalam Extra"/>
+                <w:color w:val="000000"/>
+                <w:sz w:val="40"/>
+                <w:szCs w:val="40"/>
+                <w:lang w:val="en-IN" w:eastAsia="en-IN" w:bidi="ml-IN"/>
+              </w:rPr>
+              <w:t>¡</w:t>
+            </w:r>
+            <w:r>
+              <w:rPr>
+                <w:rFonts w:ascii="BRH Malayalam Extra" w:eastAsia="Times New Roman" w:hAnsi="BRH Malayalam Extra" w:cs="BRH Malayalam Extra"/>
+                <w:b/>
+                <w:color w:val="000000"/>
+                <w:sz w:val="33"/>
+                <w:szCs w:val="40"/>
+                <w:lang w:val="en-IN" w:eastAsia="en-IN" w:bidi="ml-IN"/>
+              </w:rPr>
+              <w:t>–</w:t>
+            </w:r>
+            <w:r>
+              <w:rPr>
+                <w:rFonts w:ascii="BRH Malayalam Extra" w:eastAsia="Times New Roman" w:hAnsi="BRH Malayalam Extra" w:cs="BRH Malayalam Extra"/>
+                <w:color w:val="000000"/>
+                <w:sz w:val="40"/>
+                <w:szCs w:val="40"/>
+                <w:lang w:val="en-IN" w:eastAsia="en-IN" w:bidi="ml-IN"/>
+              </w:rPr>
+              <w:t>px hp—Zy |</w:t>
+            </w:r>
+          </w:p>
+        </w:tc>
+        <w:tc>
+          <w:tcPr>
+            <w:tcW w:w="5386" w:type="dxa"/>
+          </w:tcPr>
+          <w:p>
+            <w:pPr>
+              <w:widowControl w:val="0"/>
+              <w:autoSpaceDE w:val="0"/>
+              <w:autoSpaceDN w:val="0"/>
+              <w:adjustRightInd w:val="0"/>
+              <w:spacing w:before="0" w:line="240" w:lineRule="auto"/>
+              <w:ind w:right="-180"/>
+              <w:rPr>
+                <w:rFonts w:ascii="BRH Malayalam Extra" w:eastAsia="Times New Roman" w:hAnsi="BRH Malayalam Extra" w:cs="BRH Malayalam Extra"/>
+                <w:color w:val="000000"/>
+                <w:sz w:val="40"/>
+                <w:szCs w:val="40"/>
+                <w:lang w:val="en-IN" w:eastAsia="en-IN" w:bidi="ml-IN"/>
+              </w:rPr>
+            </w:pPr>
+            <w:r>
+              <w:rPr>
+                <w:rFonts w:ascii="BRH Malayalam Extra" w:eastAsia="Times New Roman" w:hAnsi="BRH Malayalam Extra" w:cs="BRH Malayalam Extra"/>
+                <w:color w:val="000000"/>
+                <w:sz w:val="40"/>
+                <w:szCs w:val="40"/>
+                <w:lang w:val="en-IN" w:eastAsia="en-IN" w:bidi="ml-IN"/>
+              </w:rPr>
+              <w:t>¤¤pK—O§KZz öc¡</w:t>
+            </w:r>
+            <w:r>
+              <w:rPr>
+                <w:rFonts w:ascii="BRH Malayalam Extra" w:eastAsia="Times New Roman" w:hAnsi="BRH Malayalam Extra" w:cs="BRH Malayalam Extra"/>
+                <w:b/>
+                <w:color w:val="000000"/>
+                <w:sz w:val="33"/>
+                <w:szCs w:val="40"/>
+                <w:lang w:val="en-IN" w:eastAsia="en-IN" w:bidi="ml-IN"/>
+              </w:rPr>
+              <w:t>–</w:t>
+            </w:r>
+            <w:r>
+              <w:rPr>
+                <w:rFonts w:ascii="BRH Malayalam Extra" w:eastAsia="Times New Roman" w:hAnsi="BRH Malayalam Extra" w:cs="BRH Malayalam Extra"/>
+                <w:color w:val="000000"/>
+                <w:sz w:val="40"/>
+                <w:szCs w:val="40"/>
+                <w:lang w:val="en-IN" w:eastAsia="en-IN" w:bidi="ml-IN"/>
+              </w:rPr>
+              <w:t xml:space="preserve">px | </w:t>
+            </w:r>
+          </w:p>
+          <w:p>
+            <w:pPr>
+              <w:widowControl w:val="0"/>
+              <w:autoSpaceDE w:val="0"/>
+              <w:autoSpaceDN w:val="0"/>
+              <w:adjustRightInd w:val="0"/>
+              <w:spacing w:before="0" w:line="240" w:lineRule="auto"/>
+              <w:ind w:right="-180"/>
+              <w:rPr>
+                <w:rFonts w:ascii="BRH Malayalam Extra" w:eastAsia="Times New Roman" w:hAnsi="BRH Malayalam Extra" w:cs="BRH Malayalam Extra"/>
+                <w:color w:val="000000"/>
+                <w:sz w:val="40"/>
+                <w:szCs w:val="40"/>
+                <w:lang w:val="en-IN" w:eastAsia="en-IN" w:bidi="ml-IN"/>
+              </w:rPr>
+            </w:pPr>
+            <w:r>
+              <w:rPr>
+                <w:rFonts w:ascii="BRH Malayalam Extra" w:eastAsia="Times New Roman" w:hAnsi="BRH Malayalam Extra" w:cs="BRH Malayalam Extra"/>
+                <w:color w:val="000000"/>
+                <w:sz w:val="40"/>
+                <w:szCs w:val="40"/>
+                <w:highlight w:val="green"/>
+                <w:lang w:val="en-IN" w:eastAsia="en-IN" w:bidi="ml-IN"/>
+              </w:rPr>
+              <w:t>ö</w:t>
+            </w:r>
+            <w:r>
+              <w:rPr>
+                <w:rFonts w:ascii="BRH Malayalam Extra" w:eastAsia="Times New Roman" w:hAnsi="BRH Malayalam Extra" w:cs="BRH Malayalam Extra"/>
+                <w:color w:val="000000"/>
+                <w:sz w:val="40"/>
+                <w:szCs w:val="40"/>
+                <w:lang w:val="en-IN" w:eastAsia="en-IN" w:bidi="ml-IN"/>
+              </w:rPr>
+              <w:t>c¡</w:t>
+            </w:r>
+            <w:r>
+              <w:rPr>
+                <w:rFonts w:ascii="BRH Malayalam Extra" w:eastAsia="Times New Roman" w:hAnsi="BRH Malayalam Extra" w:cs="BRH Malayalam Extra"/>
+                <w:b/>
+                <w:color w:val="000000"/>
+                <w:sz w:val="33"/>
+                <w:szCs w:val="40"/>
+                <w:lang w:val="en-IN" w:eastAsia="en-IN" w:bidi="ml-IN"/>
+              </w:rPr>
+              <w:t>–</w:t>
+            </w:r>
+            <w:r>
+              <w:rPr>
+                <w:rFonts w:ascii="BRH Malayalam Extra" w:eastAsia="Times New Roman" w:hAnsi="BRH Malayalam Extra" w:cs="BRH Malayalam Extra"/>
+                <w:color w:val="000000"/>
+                <w:sz w:val="40"/>
+                <w:szCs w:val="40"/>
+                <w:lang w:val="en-IN" w:eastAsia="en-IN" w:bidi="ml-IN"/>
+              </w:rPr>
+              <w:t>px hp—Zy |</w:t>
             </w:r>
           </w:p>
         </w:tc>
@@ -1105,6 +1442,7 @@
           <w:b/>
           <w:bCs/>
         </w:rPr>
+        <w:lastRenderedPageBreak/>
         <w:t>(ignore those which are already incorporated in your book’s version and date)</w:t>
       </w:r>
     </w:p>
@@ -1248,7 +1586,6 @@
                 <w:sz w:val="28"/>
                 <w:szCs w:val="32"/>
               </w:rPr>
-              <w:lastRenderedPageBreak/>
               <w:t>T.S.</w:t>
             </w:r>
             <w:r>
@@ -3244,6 +3581,7 @@
           <w:szCs w:val="32"/>
           <w:u w:val="single"/>
         </w:rPr>
+        <w:lastRenderedPageBreak/>
         <w:t>==============</w:t>
       </w:r>
     </w:p>
@@ -3322,7 +3660,6 @@
           <w:b/>
           <w:bCs/>
         </w:rPr>
-        <w:lastRenderedPageBreak/>
         <w:t xml:space="preserve"> </w:t>
       </w:r>
       <w:r>

--- a/TS-Kramam/TS-3.5/TS 3.5 Malayalam Krama Paatam Corrections.docx
+++ b/TS-Kramam/TS-3.5/TS 3.5 Malayalam Krama Paatam Corrections.docx
@@ -219,7 +219,7 @@
       </w:tr>
       <w:tr>
         <w:trPr>
-          <w:trHeight w:val="1387"/>
+          <w:trHeight w:val="1671"/>
         </w:trPr>
         <w:tc>
           <w:tcPr>
@@ -262,7 +262,7 @@
                 <w:sz w:val="28"/>
                 <w:szCs w:val="32"/>
               </w:rPr>
-              <w:t xml:space="preserve">3.5.4.1 </w:t>
+              <w:t xml:space="preserve">3.5.1.3 </w:t>
             </w:r>
             <w:r>
               <w:rPr>
@@ -304,7 +304,18 @@
                 <w:szCs w:val="32"/>
                 <w:lang w:val="en-IN"/>
               </w:rPr>
-              <w:t>Krama Vaakyam No. - 27</w:t>
+              <w:t xml:space="preserve">Krama Vaakyam No. - </w:t>
+            </w:r>
+            <w:r>
+              <w:rPr>
+                <w:rFonts w:cs="Arial"/>
+                <w:b/>
+                <w:color w:val="000000"/>
+                <w:sz w:val="28"/>
+                <w:szCs w:val="32"/>
+                <w:lang w:val="en-IN"/>
+              </w:rPr>
+              <w:t>45</w:t>
             </w:r>
           </w:p>
           <w:p>
@@ -324,6 +335,1253 @@
                 <w:color w:val="000000"/>
                 <w:sz w:val="28"/>
                 <w:szCs w:val="32"/>
+              </w:rPr>
+            </w:pPr>
+            <w:r>
+              <w:rPr>
+                <w:rFonts w:cs="Arial"/>
+                <w:b/>
+                <w:color w:val="000000"/>
+                <w:sz w:val="28"/>
+                <w:szCs w:val="32"/>
+                <w:lang w:val="it-IT"/>
+              </w:rPr>
+              <w:t>Panchaati No</w:t>
+            </w:r>
+            <w:r>
+              <w:rPr>
+                <w:rFonts w:cs="Arial"/>
+                <w:b/>
+                <w:color w:val="000000"/>
+                <w:szCs w:val="32"/>
+                <w:lang w:val="it-IT"/>
+              </w:rPr>
+              <w:t xml:space="preserve">. - </w:t>
+            </w:r>
+            <w:r>
+              <w:rPr>
+                <w:rFonts w:cs="Arial"/>
+                <w:b/>
+                <w:color w:val="000000"/>
+                <w:sz w:val="28"/>
+                <w:szCs w:val="32"/>
+                <w:lang w:val="it-IT"/>
+              </w:rPr>
+              <w:t>3</w:t>
+            </w:r>
+          </w:p>
+        </w:tc>
+        <w:tc>
+          <w:tcPr>
+            <w:tcW w:w="5103" w:type="dxa"/>
+          </w:tcPr>
+          <w:p>
+            <w:pPr>
+              <w:widowControl w:val="0"/>
+              <w:autoSpaceDE w:val="0"/>
+              <w:autoSpaceDN w:val="0"/>
+              <w:adjustRightInd w:val="0"/>
+              <w:spacing w:before="0" w:line="240" w:lineRule="auto"/>
+              <w:rPr>
+                <w:rFonts w:ascii="BRH Malayalam Extra" w:eastAsia="Times New Roman" w:hAnsi="BRH Malayalam Extra" w:cs="BRH Malayalam Extra"/>
+                <w:color w:val="000000"/>
+                <w:sz w:val="40"/>
+                <w:szCs w:val="40"/>
+                <w:lang w:val="en-IN" w:eastAsia="en-IN" w:bidi="ml-IN"/>
+              </w:rPr>
+            </w:pPr>
+            <w:r>
+              <w:rPr>
+                <w:rFonts w:ascii="BRH Malayalam Extra" w:eastAsia="Times New Roman" w:hAnsi="BRH Malayalam Extra" w:cs="BRH Malayalam Extra"/>
+                <w:color w:val="000000"/>
+                <w:sz w:val="40"/>
+                <w:szCs w:val="40"/>
+                <w:highlight w:val="yellow"/>
+                <w:lang w:val="en-IN" w:eastAsia="en-IN" w:bidi="ml-IN"/>
+              </w:rPr>
+              <w:t>e¢</w:t>
+            </w:r>
+            <w:r>
+              <w:rPr>
+                <w:rFonts w:ascii="BRH Malayalam Extra" w:eastAsia="Times New Roman" w:hAnsi="BRH Malayalam Extra" w:cs="BRH Malayalam Extra"/>
+                <w:b/>
+                <w:color w:val="000000"/>
+                <w:sz w:val="33"/>
+                <w:szCs w:val="40"/>
+                <w:lang w:val="en-IN" w:eastAsia="en-IN" w:bidi="ml-IN"/>
+              </w:rPr>
+              <w:t>–</w:t>
+            </w:r>
+            <w:r>
+              <w:rPr>
+                <w:rFonts w:ascii="BRH Malayalam Extra" w:eastAsia="Times New Roman" w:hAnsi="BRH Malayalam Extra" w:cs="BRH Malayalam Extra"/>
+                <w:color w:val="000000"/>
+                <w:sz w:val="40"/>
+                <w:szCs w:val="40"/>
+                <w:lang w:val="en-IN" w:eastAsia="en-IN" w:bidi="ml-IN"/>
+              </w:rPr>
+              <w:t>ªY</w:t>
+            </w:r>
+            <w:r>
+              <w:rPr>
+                <w:rFonts w:ascii="BRH Malayalam Extra" w:eastAsia="Times New Roman" w:hAnsi="BRH Malayalam Extra" w:cs="BRH Malayalam Extra"/>
+                <w:b/>
+                <w:color w:val="000000"/>
+                <w:sz w:val="33"/>
+                <w:szCs w:val="40"/>
+                <w:lang w:val="en-IN" w:eastAsia="en-IN" w:bidi="ml-IN"/>
+              </w:rPr>
+              <w:t>–</w:t>
+            </w:r>
+            <w:r>
+              <w:rPr>
+                <w:rFonts w:ascii="BRH Malayalam Extra" w:eastAsia="Times New Roman" w:hAnsi="BRH Malayalam Extra" w:cs="BRH Malayalam Extra"/>
+                <w:color w:val="000000"/>
+                <w:sz w:val="40"/>
+                <w:szCs w:val="40"/>
+                <w:lang w:val="en-IN" w:eastAsia="en-IN" w:bidi="ml-IN"/>
+              </w:rPr>
+              <w:t>ix</w:t>
+            </w:r>
+            <w:r>
+              <w:rPr>
+                <w:rFonts w:ascii="BRH Malayalam Extra" w:eastAsia="Times New Roman" w:hAnsi="BRH Malayalam Extra" w:cs="BRH Malayalam Extra"/>
+                <w:b/>
+                <w:color w:val="000000"/>
+                <w:sz w:val="33"/>
+                <w:szCs w:val="40"/>
+                <w:lang w:val="en-IN" w:eastAsia="en-IN" w:bidi="ml-IN"/>
+              </w:rPr>
+              <w:t>–</w:t>
+            </w:r>
+            <w:r>
+              <w:rPr>
+                <w:rFonts w:ascii="BRH Malayalam Extra" w:eastAsia="Times New Roman" w:hAnsi="BRH Malayalam Extra" w:cs="BRH Malayalam Extra"/>
+                <w:color w:val="000000"/>
+                <w:sz w:val="40"/>
+                <w:szCs w:val="40"/>
+                <w:lang w:val="en-IN" w:eastAsia="en-IN" w:bidi="ml-IN"/>
+              </w:rPr>
+              <w:t>¤¤sõ öe—Zz</w:t>
+            </w:r>
+            <w:r>
+              <w:rPr>
+                <w:rFonts w:ascii="BRH Malayalam Extra" w:eastAsia="Times New Roman" w:hAnsi="BRH Malayalam Extra" w:cs="BRH Malayalam Extra"/>
+                <w:b/>
+                <w:color w:val="000000"/>
+                <w:sz w:val="33"/>
+                <w:szCs w:val="40"/>
+                <w:lang w:val="en-IN" w:eastAsia="en-IN" w:bidi="ml-IN"/>
+              </w:rPr>
+              <w:t>–</w:t>
+            </w:r>
+            <w:r>
+              <w:rPr>
+                <w:rFonts w:ascii="BRH Malayalam Extra" w:eastAsia="Times New Roman" w:hAnsi="BRH Malayalam Extra" w:cs="BRH Malayalam Extra"/>
+                <w:color w:val="000000"/>
+                <w:sz w:val="40"/>
+                <w:szCs w:val="40"/>
+                <w:lang w:val="en-IN" w:eastAsia="en-IN" w:bidi="ml-IN"/>
+              </w:rPr>
+              <w:t xml:space="preserve">Pzd˜I | </w:t>
+            </w:r>
+          </w:p>
+          <w:p>
+            <w:pPr>
+              <w:widowControl w:val="0"/>
+              <w:autoSpaceDE w:val="0"/>
+              <w:autoSpaceDN w:val="0"/>
+              <w:adjustRightInd w:val="0"/>
+              <w:spacing w:before="0" w:line="240" w:lineRule="auto"/>
+              <w:rPr>
+                <w:rFonts w:ascii="BRH Malayalam Extra" w:eastAsia="Times New Roman" w:hAnsi="BRH Malayalam Extra" w:cs="BRH Malayalam Extra"/>
+                <w:color w:val="000000"/>
+                <w:sz w:val="40"/>
+                <w:szCs w:val="40"/>
+                <w:lang w:val="it-IT" w:eastAsia="en-IN" w:bidi="ml-IN"/>
+              </w:rPr>
+            </w:pPr>
+            <w:r>
+              <w:rPr>
+                <w:rFonts w:ascii="BRH Malayalam Extra" w:eastAsia="Times New Roman" w:hAnsi="BRH Malayalam Extra" w:cs="BRH Malayalam Extra"/>
+                <w:color w:val="000000"/>
+                <w:sz w:val="40"/>
+                <w:szCs w:val="40"/>
+                <w:lang w:val="it-IT" w:eastAsia="en-IN" w:bidi="ml-IN"/>
+              </w:rPr>
+              <w:t>e¦</w:t>
+            </w:r>
+            <w:r>
+              <w:rPr>
+                <w:rFonts w:ascii="BRH Malayalam Extra" w:eastAsia="Times New Roman" w:hAnsi="BRH Malayalam Extra" w:cs="BRH Malayalam Extra"/>
+                <w:b/>
+                <w:color w:val="000000"/>
+                <w:sz w:val="33"/>
+                <w:szCs w:val="40"/>
+                <w:lang w:val="it-IT" w:eastAsia="en-IN" w:bidi="ml-IN"/>
+              </w:rPr>
+              <w:t>–</w:t>
+            </w:r>
+            <w:r>
+              <w:rPr>
+                <w:rFonts w:ascii="BRH Malayalam Extra" w:eastAsia="Times New Roman" w:hAnsi="BRH Malayalam Extra" w:cs="BRH Malayalam Extra"/>
+                <w:color w:val="000000"/>
+                <w:sz w:val="40"/>
+                <w:szCs w:val="40"/>
+                <w:lang w:val="it-IT" w:eastAsia="en-IN" w:bidi="ml-IN"/>
+              </w:rPr>
+              <w:t>ªY</w:t>
+            </w:r>
+            <w:r>
+              <w:rPr>
+                <w:rFonts w:ascii="BRH Malayalam Extra" w:eastAsia="Times New Roman" w:hAnsi="BRH Malayalam Extra" w:cs="BRH Malayalam Extra"/>
+                <w:b/>
+                <w:color w:val="000000"/>
+                <w:sz w:val="33"/>
+                <w:szCs w:val="40"/>
+                <w:lang w:val="it-IT" w:eastAsia="en-IN" w:bidi="ml-IN"/>
+              </w:rPr>
+              <w:t>–</w:t>
+            </w:r>
+            <w:r>
+              <w:rPr>
+                <w:rFonts w:ascii="BRH Malayalam Extra" w:eastAsia="Times New Roman" w:hAnsi="BRH Malayalam Extra" w:cs="BRH Malayalam Extra"/>
+                <w:color w:val="000000"/>
+                <w:sz w:val="40"/>
+                <w:szCs w:val="40"/>
+                <w:lang w:val="it-IT" w:eastAsia="en-IN" w:bidi="ml-IN"/>
+              </w:rPr>
+              <w:t>ix</w:t>
+            </w:r>
+            <w:r>
+              <w:rPr>
+                <w:rFonts w:ascii="BRH Malayalam Extra" w:eastAsia="Times New Roman" w:hAnsi="BRH Malayalam Extra" w:cs="BRH Malayalam Extra"/>
+                <w:b/>
+                <w:color w:val="000000"/>
+                <w:sz w:val="33"/>
+                <w:szCs w:val="40"/>
+                <w:lang w:val="it-IT" w:eastAsia="en-IN" w:bidi="ml-IN"/>
+              </w:rPr>
+              <w:t>–</w:t>
+            </w:r>
+            <w:r>
+              <w:rPr>
+                <w:rFonts w:ascii="BRH Malayalam Extra" w:eastAsia="Times New Roman" w:hAnsi="BRH Malayalam Extra" w:cs="BRH Malayalam Extra"/>
+                <w:color w:val="000000"/>
+                <w:sz w:val="40"/>
+                <w:szCs w:val="40"/>
+                <w:lang w:val="it-IT" w:eastAsia="en-IN" w:bidi="ml-IN"/>
+              </w:rPr>
+              <w:t xml:space="preserve">sõx CZy— </w:t>
+            </w:r>
+          </w:p>
+          <w:p>
+            <w:pPr>
+              <w:widowControl w:val="0"/>
+              <w:autoSpaceDE w:val="0"/>
+              <w:autoSpaceDN w:val="0"/>
+              <w:adjustRightInd w:val="0"/>
+              <w:spacing w:before="0" w:line="240" w:lineRule="auto"/>
+              <w:rPr>
+                <w:rFonts w:ascii="Latha" w:hAnsi="Latha" w:cs="Latha"/>
+                <w:sz w:val="28"/>
+                <w:szCs w:val="28"/>
+                <w:cs/>
+                <w:lang w:val="it-IT" w:bidi="ta-IN"/>
+              </w:rPr>
+            </w:pPr>
+            <w:r>
+              <w:rPr>
+                <w:rFonts w:ascii="BRH Malayalam Extra" w:eastAsia="Times New Roman" w:hAnsi="BRH Malayalam Extra" w:cs="BRH Malayalam Extra"/>
+                <w:color w:val="000000"/>
+                <w:sz w:val="40"/>
+                <w:szCs w:val="40"/>
+                <w:lang w:val="it-IT" w:eastAsia="en-IN" w:bidi="ml-IN"/>
+              </w:rPr>
+              <w:t>e¦ªY - ix</w:t>
+            </w:r>
+            <w:r>
+              <w:rPr>
+                <w:rFonts w:ascii="BRH Malayalam Extra" w:eastAsia="Times New Roman" w:hAnsi="BRH Malayalam Extra" w:cs="BRH Malayalam Extra"/>
+                <w:b/>
+                <w:color w:val="000000"/>
+                <w:sz w:val="33"/>
+                <w:szCs w:val="40"/>
+                <w:lang w:val="it-IT" w:eastAsia="en-IN" w:bidi="ml-IN"/>
+              </w:rPr>
+              <w:t>–</w:t>
+            </w:r>
+            <w:r>
+              <w:rPr>
+                <w:rFonts w:ascii="BRH Malayalam Extra" w:eastAsia="Times New Roman" w:hAnsi="BRH Malayalam Extra" w:cs="BRH Malayalam Extra"/>
+                <w:color w:val="000000"/>
+                <w:sz w:val="40"/>
+                <w:szCs w:val="40"/>
+                <w:lang w:val="it-IT" w:eastAsia="en-IN" w:bidi="ml-IN"/>
+              </w:rPr>
+              <w:t>¤¤sõ |</w:t>
+            </w:r>
+          </w:p>
+        </w:tc>
+        <w:tc>
+          <w:tcPr>
+            <w:tcW w:w="5386" w:type="dxa"/>
+          </w:tcPr>
+          <w:p>
+            <w:pPr>
+              <w:widowControl w:val="0"/>
+              <w:autoSpaceDE w:val="0"/>
+              <w:autoSpaceDN w:val="0"/>
+              <w:adjustRightInd w:val="0"/>
+              <w:spacing w:before="0" w:line="240" w:lineRule="auto"/>
+              <w:rPr>
+                <w:rFonts w:ascii="BRH Malayalam Extra" w:eastAsia="Times New Roman" w:hAnsi="BRH Malayalam Extra" w:cs="BRH Malayalam Extra"/>
+                <w:color w:val="000000"/>
+                <w:sz w:val="40"/>
+                <w:szCs w:val="40"/>
+                <w:lang w:val="en-IN" w:eastAsia="en-IN" w:bidi="ml-IN"/>
+              </w:rPr>
+            </w:pPr>
+            <w:r>
+              <w:rPr>
+                <w:rFonts w:ascii="BRH Malayalam Extra" w:eastAsia="Times New Roman" w:hAnsi="BRH Malayalam Extra" w:cs="BRH Malayalam Extra"/>
+                <w:color w:val="000000"/>
+                <w:sz w:val="40"/>
+                <w:szCs w:val="40"/>
+                <w:highlight w:val="green"/>
+                <w:lang w:val="en-IN" w:eastAsia="en-IN" w:bidi="ml-IN"/>
+              </w:rPr>
+              <w:t>e¦</w:t>
+            </w:r>
+            <w:r>
+              <w:rPr>
+                <w:rFonts w:ascii="BRH Malayalam Extra" w:eastAsia="Times New Roman" w:hAnsi="BRH Malayalam Extra" w:cs="BRH Malayalam Extra"/>
+                <w:b/>
+                <w:color w:val="000000"/>
+                <w:sz w:val="33"/>
+                <w:szCs w:val="40"/>
+                <w:highlight w:val="green"/>
+                <w:lang w:val="en-IN" w:eastAsia="en-IN" w:bidi="ml-IN"/>
+              </w:rPr>
+              <w:t>––</w:t>
+            </w:r>
+            <w:r>
+              <w:rPr>
+                <w:rFonts w:ascii="BRH Malayalam Extra" w:eastAsia="Times New Roman" w:hAnsi="BRH Malayalam Extra" w:cs="BRH Malayalam Extra"/>
+                <w:color w:val="000000"/>
+                <w:sz w:val="40"/>
+                <w:szCs w:val="40"/>
+                <w:lang w:val="en-IN" w:eastAsia="en-IN" w:bidi="ml-IN"/>
+              </w:rPr>
+              <w:t>ªY</w:t>
+            </w:r>
+            <w:r>
+              <w:rPr>
+                <w:rFonts w:ascii="BRH Malayalam Extra" w:eastAsia="Times New Roman" w:hAnsi="BRH Malayalam Extra" w:cs="BRH Malayalam Extra"/>
+                <w:b/>
+                <w:color w:val="000000"/>
+                <w:sz w:val="33"/>
+                <w:szCs w:val="40"/>
+                <w:lang w:val="en-IN" w:eastAsia="en-IN" w:bidi="ml-IN"/>
+              </w:rPr>
+              <w:t>–</w:t>
+            </w:r>
+            <w:r>
+              <w:rPr>
+                <w:rFonts w:ascii="BRH Malayalam Extra" w:eastAsia="Times New Roman" w:hAnsi="BRH Malayalam Extra" w:cs="BRH Malayalam Extra"/>
+                <w:color w:val="000000"/>
+                <w:sz w:val="40"/>
+                <w:szCs w:val="40"/>
+                <w:lang w:val="en-IN" w:eastAsia="en-IN" w:bidi="ml-IN"/>
+              </w:rPr>
+              <w:t>ix</w:t>
+            </w:r>
+            <w:r>
+              <w:rPr>
+                <w:rFonts w:ascii="BRH Malayalam Extra" w:eastAsia="Times New Roman" w:hAnsi="BRH Malayalam Extra" w:cs="BRH Malayalam Extra"/>
+                <w:b/>
+                <w:color w:val="000000"/>
+                <w:sz w:val="33"/>
+                <w:szCs w:val="40"/>
+                <w:lang w:val="en-IN" w:eastAsia="en-IN" w:bidi="ml-IN"/>
+              </w:rPr>
+              <w:t>–</w:t>
+            </w:r>
+            <w:r>
+              <w:rPr>
+                <w:rFonts w:ascii="BRH Malayalam Extra" w:eastAsia="Times New Roman" w:hAnsi="BRH Malayalam Extra" w:cs="BRH Malayalam Extra"/>
+                <w:color w:val="000000"/>
+                <w:sz w:val="40"/>
+                <w:szCs w:val="40"/>
+                <w:lang w:val="en-IN" w:eastAsia="en-IN" w:bidi="ml-IN"/>
+              </w:rPr>
+              <w:t>¤¤sõ öe—Zz</w:t>
+            </w:r>
+            <w:r>
+              <w:rPr>
+                <w:rFonts w:ascii="BRH Malayalam Extra" w:eastAsia="Times New Roman" w:hAnsi="BRH Malayalam Extra" w:cs="BRH Malayalam Extra"/>
+                <w:b/>
+                <w:color w:val="000000"/>
+                <w:sz w:val="33"/>
+                <w:szCs w:val="40"/>
+                <w:lang w:val="en-IN" w:eastAsia="en-IN" w:bidi="ml-IN"/>
+              </w:rPr>
+              <w:t>–</w:t>
+            </w:r>
+            <w:r>
+              <w:rPr>
+                <w:rFonts w:ascii="BRH Malayalam Extra" w:eastAsia="Times New Roman" w:hAnsi="BRH Malayalam Extra" w:cs="BRH Malayalam Extra"/>
+                <w:color w:val="000000"/>
+                <w:sz w:val="40"/>
+                <w:szCs w:val="40"/>
+                <w:lang w:val="en-IN" w:eastAsia="en-IN" w:bidi="ml-IN"/>
+              </w:rPr>
+              <w:t xml:space="preserve">Pzd˜I | </w:t>
+            </w:r>
+          </w:p>
+          <w:p>
+            <w:pPr>
+              <w:spacing w:before="0" w:line="240" w:lineRule="auto"/>
+              <w:rPr>
+                <w:rFonts w:ascii="BRH Malayalam Extra" w:eastAsia="Times New Roman" w:hAnsi="BRH Malayalam Extra" w:cs="BRH Malayalam Extra"/>
+                <w:color w:val="000000"/>
+                <w:sz w:val="40"/>
+                <w:szCs w:val="40"/>
+                <w:lang w:val="it-IT" w:eastAsia="en-IN" w:bidi="ml-IN"/>
+              </w:rPr>
+            </w:pPr>
+            <w:r>
+              <w:rPr>
+                <w:rFonts w:ascii="BRH Malayalam Extra" w:eastAsia="Times New Roman" w:hAnsi="BRH Malayalam Extra" w:cs="BRH Malayalam Extra"/>
+                <w:color w:val="000000"/>
+                <w:sz w:val="40"/>
+                <w:szCs w:val="40"/>
+                <w:lang w:val="it-IT" w:eastAsia="en-IN" w:bidi="ml-IN"/>
+              </w:rPr>
+              <w:t>e¦</w:t>
+            </w:r>
+            <w:r>
+              <w:rPr>
+                <w:rFonts w:ascii="BRH Malayalam Extra" w:eastAsia="Times New Roman" w:hAnsi="BRH Malayalam Extra" w:cs="BRH Malayalam Extra"/>
+                <w:b/>
+                <w:color w:val="000000"/>
+                <w:sz w:val="33"/>
+                <w:szCs w:val="40"/>
+                <w:lang w:val="it-IT" w:eastAsia="en-IN" w:bidi="ml-IN"/>
+              </w:rPr>
+              <w:t>–</w:t>
+            </w:r>
+            <w:r>
+              <w:rPr>
+                <w:rFonts w:ascii="BRH Malayalam Extra" w:eastAsia="Times New Roman" w:hAnsi="BRH Malayalam Extra" w:cs="BRH Malayalam Extra"/>
+                <w:color w:val="000000"/>
+                <w:sz w:val="40"/>
+                <w:szCs w:val="40"/>
+                <w:lang w:val="it-IT" w:eastAsia="en-IN" w:bidi="ml-IN"/>
+              </w:rPr>
+              <w:t>ªY</w:t>
+            </w:r>
+            <w:r>
+              <w:rPr>
+                <w:rFonts w:ascii="BRH Malayalam Extra" w:eastAsia="Times New Roman" w:hAnsi="BRH Malayalam Extra" w:cs="BRH Malayalam Extra"/>
+                <w:b/>
+                <w:color w:val="000000"/>
+                <w:sz w:val="33"/>
+                <w:szCs w:val="40"/>
+                <w:lang w:val="it-IT" w:eastAsia="en-IN" w:bidi="ml-IN"/>
+              </w:rPr>
+              <w:t>–</w:t>
+            </w:r>
+            <w:r>
+              <w:rPr>
+                <w:rFonts w:ascii="BRH Malayalam Extra" w:eastAsia="Times New Roman" w:hAnsi="BRH Malayalam Extra" w:cs="BRH Malayalam Extra"/>
+                <w:color w:val="000000"/>
+                <w:sz w:val="40"/>
+                <w:szCs w:val="40"/>
+                <w:lang w:val="it-IT" w:eastAsia="en-IN" w:bidi="ml-IN"/>
+              </w:rPr>
+              <w:t>ix</w:t>
+            </w:r>
+            <w:r>
+              <w:rPr>
+                <w:rFonts w:ascii="BRH Malayalam Extra" w:eastAsia="Times New Roman" w:hAnsi="BRH Malayalam Extra" w:cs="BRH Malayalam Extra"/>
+                <w:b/>
+                <w:color w:val="000000"/>
+                <w:sz w:val="33"/>
+                <w:szCs w:val="40"/>
+                <w:lang w:val="it-IT" w:eastAsia="en-IN" w:bidi="ml-IN"/>
+              </w:rPr>
+              <w:t>–</w:t>
+            </w:r>
+            <w:r>
+              <w:rPr>
+                <w:rFonts w:ascii="BRH Malayalam Extra" w:eastAsia="Times New Roman" w:hAnsi="BRH Malayalam Extra" w:cs="BRH Malayalam Extra"/>
+                <w:color w:val="000000"/>
+                <w:sz w:val="40"/>
+                <w:szCs w:val="40"/>
+                <w:lang w:val="it-IT" w:eastAsia="en-IN" w:bidi="ml-IN"/>
+              </w:rPr>
+              <w:t xml:space="preserve">sõx CZy— </w:t>
+            </w:r>
+          </w:p>
+          <w:p>
+            <w:pPr>
+              <w:spacing w:before="0" w:line="240" w:lineRule="auto"/>
+              <w:rPr>
+                <w:rFonts w:ascii="Latha" w:hAnsi="Latha" w:cs="Latha"/>
+                <w:sz w:val="28"/>
+                <w:szCs w:val="28"/>
+                <w:cs/>
+                <w:lang w:val="it-IT" w:bidi="ta-IN"/>
+              </w:rPr>
+            </w:pPr>
+            <w:r>
+              <w:rPr>
+                <w:rFonts w:ascii="BRH Malayalam Extra" w:eastAsia="Times New Roman" w:hAnsi="BRH Malayalam Extra" w:cs="BRH Malayalam Extra"/>
+                <w:color w:val="000000"/>
+                <w:sz w:val="40"/>
+                <w:szCs w:val="40"/>
+                <w:lang w:val="it-IT" w:eastAsia="en-IN" w:bidi="ml-IN"/>
+              </w:rPr>
+              <w:t>e¦ªY - ix</w:t>
+            </w:r>
+            <w:r>
+              <w:rPr>
+                <w:rFonts w:ascii="BRH Malayalam Extra" w:eastAsia="Times New Roman" w:hAnsi="BRH Malayalam Extra" w:cs="BRH Malayalam Extra"/>
+                <w:b/>
+                <w:color w:val="000000"/>
+                <w:sz w:val="33"/>
+                <w:szCs w:val="40"/>
+                <w:lang w:val="it-IT" w:eastAsia="en-IN" w:bidi="ml-IN"/>
+              </w:rPr>
+              <w:t>–</w:t>
+            </w:r>
+            <w:r>
+              <w:rPr>
+                <w:rFonts w:ascii="BRH Malayalam Extra" w:eastAsia="Times New Roman" w:hAnsi="BRH Malayalam Extra" w:cs="BRH Malayalam Extra"/>
+                <w:color w:val="000000"/>
+                <w:sz w:val="40"/>
+                <w:szCs w:val="40"/>
+                <w:lang w:val="it-IT" w:eastAsia="en-IN" w:bidi="ml-IN"/>
+              </w:rPr>
+              <w:t>¤¤sõ |</w:t>
+            </w:r>
+          </w:p>
+        </w:tc>
+      </w:tr>
+      <w:tr>
+        <w:trPr>
+          <w:trHeight w:val="1118"/>
+        </w:trPr>
+        <w:tc>
+          <w:tcPr>
+            <w:tcW w:w="3906" w:type="dxa"/>
+          </w:tcPr>
+          <w:p>
+            <w:pPr>
+              <w:widowControl w:val="0"/>
+              <w:tabs>
+                <w:tab w:val="left" w:pos="993"/>
+              </w:tabs>
+              <w:autoSpaceDE w:val="0"/>
+              <w:autoSpaceDN w:val="0"/>
+              <w:adjustRightInd w:val="0"/>
+              <w:spacing w:before="0" w:line="240" w:lineRule="auto"/>
+              <w:ind w:right="297"/>
+              <w:rPr>
+                <w:rFonts w:cs="Arial"/>
+                <w:b/>
+                <w:color w:val="000000"/>
+                <w:sz w:val="28"/>
+                <w:szCs w:val="32"/>
+              </w:rPr>
+            </w:pPr>
+            <w:r>
+              <w:rPr>
+                <w:rFonts w:cs="Arial"/>
+                <w:b/>
+                <w:color w:val="000000"/>
+                <w:sz w:val="28"/>
+                <w:szCs w:val="32"/>
+              </w:rPr>
+              <w:t>T.S.</w:t>
+            </w:r>
+            <w:r>
+              <w:rPr>
+                <w:rFonts w:cs="Arial"/>
+                <w:b/>
+                <w:color w:val="000000"/>
+                <w:sz w:val="28"/>
+                <w:szCs w:val="32"/>
+              </w:rPr>
+              <w:t xml:space="preserve">3.5.3.1 </w:t>
+            </w:r>
+            <w:r>
+              <w:rPr>
+                <w:rFonts w:cs="Arial"/>
+                <w:b/>
+                <w:color w:val="000000"/>
+                <w:sz w:val="28"/>
+                <w:szCs w:val="32"/>
+              </w:rPr>
+              <w:t>– Kramam</w:t>
+            </w:r>
+          </w:p>
+          <w:p>
+            <w:pPr>
+              <w:widowControl w:val="0"/>
+              <w:tabs>
+                <w:tab w:val="left" w:pos="993"/>
+              </w:tabs>
+              <w:autoSpaceDE w:val="0"/>
+              <w:autoSpaceDN w:val="0"/>
+              <w:adjustRightInd w:val="0"/>
+              <w:spacing w:before="0" w:line="240" w:lineRule="auto"/>
+              <w:ind w:right="297"/>
+              <w:rPr>
+                <w:rFonts w:cs="Arial"/>
+                <w:b/>
+                <w:color w:val="000000"/>
+                <w:sz w:val="28"/>
+                <w:szCs w:val="32"/>
+                <w:lang w:val="en-IN"/>
+              </w:rPr>
+            </w:pPr>
+            <w:r>
+              <w:rPr>
+                <w:rFonts w:cs="Arial"/>
+                <w:b/>
+                <w:color w:val="000000"/>
+                <w:sz w:val="28"/>
+                <w:szCs w:val="32"/>
+                <w:lang w:val="en-IN"/>
+              </w:rPr>
+              <w:t xml:space="preserve">Krama Vaakyam No. - </w:t>
+            </w:r>
+            <w:r>
+              <w:rPr>
+                <w:rFonts w:cs="Arial"/>
+                <w:b/>
+                <w:color w:val="000000"/>
+                <w:sz w:val="28"/>
+                <w:szCs w:val="32"/>
+                <w:lang w:val="en-IN"/>
+              </w:rPr>
+              <w:t>42</w:t>
+            </w:r>
+          </w:p>
+          <w:p>
+            <w:pPr>
+              <w:widowControl w:val="0"/>
+              <w:tabs>
+                <w:tab w:val="left" w:pos="993"/>
+              </w:tabs>
+              <w:autoSpaceDE w:val="0"/>
+              <w:autoSpaceDN w:val="0"/>
+              <w:adjustRightInd w:val="0"/>
+              <w:spacing w:before="0" w:line="240" w:lineRule="auto"/>
+              <w:ind w:right="297"/>
+              <w:rPr>
+                <w:rFonts w:cs="Arial"/>
+                <w:b/>
+                <w:color w:val="000000"/>
+                <w:sz w:val="28"/>
+                <w:szCs w:val="32"/>
+              </w:rPr>
+            </w:pPr>
+            <w:r>
+              <w:rPr>
+                <w:rFonts w:cs="Arial"/>
+                <w:b/>
+                <w:color w:val="000000"/>
+                <w:sz w:val="28"/>
+                <w:szCs w:val="32"/>
+                <w:lang w:val="it-IT"/>
+              </w:rPr>
+              <w:t>Panchaati No</w:t>
+            </w:r>
+            <w:r>
+              <w:rPr>
+                <w:rFonts w:cs="Arial"/>
+                <w:b/>
+                <w:color w:val="000000"/>
+                <w:szCs w:val="32"/>
+                <w:lang w:val="it-IT"/>
+              </w:rPr>
+              <w:t xml:space="preserve">. - </w:t>
+            </w:r>
+            <w:r>
+              <w:rPr>
+                <w:rFonts w:cs="Arial"/>
+                <w:b/>
+                <w:color w:val="000000"/>
+                <w:sz w:val="28"/>
+                <w:szCs w:val="32"/>
+                <w:lang w:val="it-IT"/>
+              </w:rPr>
+              <w:t>1</w:t>
+            </w:r>
+            <w:r>
+              <w:rPr>
+                <w:rFonts w:cs="Arial"/>
+                <w:b/>
+                <w:color w:val="000000"/>
+                <w:sz w:val="28"/>
+                <w:szCs w:val="32"/>
+                <w:lang w:val="it-IT"/>
+              </w:rPr>
+              <w:t>0</w:t>
+            </w:r>
+          </w:p>
+        </w:tc>
+        <w:tc>
+          <w:tcPr>
+            <w:tcW w:w="5103" w:type="dxa"/>
+          </w:tcPr>
+          <w:p>
+            <w:pPr>
+              <w:widowControl w:val="0"/>
+              <w:autoSpaceDE w:val="0"/>
+              <w:autoSpaceDN w:val="0"/>
+              <w:adjustRightInd w:val="0"/>
+              <w:spacing w:before="0" w:line="240" w:lineRule="auto"/>
+              <w:rPr>
+                <w:rFonts w:ascii="BRH Malayalam Extra" w:eastAsia="Times New Roman" w:hAnsi="BRH Malayalam Extra" w:cs="BRH Malayalam Extra"/>
+                <w:color w:val="000000"/>
+                <w:sz w:val="40"/>
+                <w:szCs w:val="40"/>
+                <w:lang w:val="en-IN" w:eastAsia="en-IN" w:bidi="ml-IN"/>
+              </w:rPr>
+            </w:pPr>
+            <w:r>
+              <w:rPr>
+                <w:rFonts w:ascii="BRH Malayalam Extra" w:eastAsia="Times New Roman" w:hAnsi="BRH Malayalam Extra" w:cs="BRH Malayalam Extra"/>
+                <w:color w:val="000000"/>
+                <w:sz w:val="40"/>
+                <w:szCs w:val="40"/>
+                <w:lang w:val="en-IN" w:eastAsia="en-IN" w:bidi="ml-IN"/>
+              </w:rPr>
+              <w:t>G</w:t>
+            </w:r>
+            <w:r>
+              <w:rPr>
+                <w:rFonts w:ascii="BRH Malayalam Extra" w:eastAsia="Times New Roman" w:hAnsi="BRH Malayalam Extra" w:cs="BRH Malayalam Extra"/>
+                <w:b/>
+                <w:color w:val="000000"/>
+                <w:sz w:val="33"/>
+                <w:szCs w:val="40"/>
+                <w:lang w:val="en-IN" w:eastAsia="en-IN" w:bidi="ml-IN"/>
+              </w:rPr>
+              <w:t>–</w:t>
+            </w:r>
+            <w:r>
+              <w:rPr>
+                <w:rFonts w:ascii="BRH Malayalam Extra" w:eastAsia="Times New Roman" w:hAnsi="BRH Malayalam Extra" w:cs="BRH Malayalam Extra"/>
+                <w:color w:val="000000"/>
+                <w:sz w:val="40"/>
+                <w:szCs w:val="40"/>
+                <w:lang w:val="en-IN" w:eastAsia="en-IN" w:bidi="ml-IN"/>
+              </w:rPr>
+              <w:t>dx</w:t>
+            </w:r>
+            <w:r>
+              <w:rPr>
+                <w:rFonts w:ascii="BRH Malayalam Extra" w:eastAsia="Times New Roman" w:hAnsi="BRH Malayalam Extra" w:cs="BRH Malayalam Extra"/>
+                <w:b/>
+                <w:color w:val="000000"/>
+                <w:sz w:val="33"/>
+                <w:szCs w:val="40"/>
+                <w:lang w:val="en-IN" w:eastAsia="en-IN" w:bidi="ml-IN"/>
+              </w:rPr>
+              <w:t>–</w:t>
+            </w:r>
+            <w:r>
+              <w:rPr>
+                <w:rFonts w:ascii="BRH Malayalam Extra" w:eastAsia="Times New Roman" w:hAnsi="BRH Malayalam Extra" w:cs="BRH Malayalam Extra"/>
+                <w:color w:val="000000"/>
+                <w:sz w:val="40"/>
+                <w:szCs w:val="40"/>
+                <w:lang w:val="en-IN" w:eastAsia="en-IN" w:bidi="ml-IN"/>
+              </w:rPr>
+              <w:t xml:space="preserve">© </w:t>
+            </w:r>
+            <w:r>
+              <w:rPr>
+                <w:rFonts w:ascii="BRH Malayalam Extra" w:eastAsia="Times New Roman" w:hAnsi="BRH Malayalam Extra" w:cs="BRH Malayalam Extra"/>
+                <w:color w:val="000000"/>
+                <w:sz w:val="40"/>
+                <w:szCs w:val="40"/>
+                <w:highlight w:val="yellow"/>
+                <w:lang w:val="en-IN" w:eastAsia="en-IN" w:bidi="ml-IN"/>
+              </w:rPr>
+              <w:t>K</w:t>
+            </w:r>
+            <w:r>
+              <w:rPr>
+                <w:rFonts w:ascii="BRH Malayalam Extra" w:eastAsia="Times New Roman" w:hAnsi="BRH Malayalam Extra" w:cs="BRH Malayalam Extra"/>
+                <w:color w:val="000000"/>
+                <w:sz w:val="40"/>
+                <w:szCs w:val="40"/>
+                <w:lang w:val="en-IN" w:eastAsia="en-IN" w:bidi="ml-IN"/>
+              </w:rPr>
+              <w:t>x</w:t>
+            </w:r>
+            <w:r>
+              <w:rPr>
+                <w:rFonts w:ascii="BRH Malayalam Extra" w:eastAsia="Times New Roman" w:hAnsi="BRH Malayalam Extra" w:cs="BRH Malayalam Extra"/>
+                <w:b/>
+                <w:color w:val="000000"/>
+                <w:sz w:val="33"/>
+                <w:szCs w:val="40"/>
+                <w:lang w:val="en-IN" w:eastAsia="en-IN" w:bidi="ml-IN"/>
+              </w:rPr>
+              <w:t>–</w:t>
+            </w:r>
+            <w:r>
+              <w:rPr>
+                <w:rFonts w:ascii="BRH Malayalam Extra" w:eastAsia="Times New Roman" w:hAnsi="BRH Malayalam Extra" w:cs="BRH Malayalam Extra"/>
+                <w:color w:val="000000"/>
+                <w:sz w:val="40"/>
+                <w:szCs w:val="40"/>
+                <w:lang w:val="en-IN" w:eastAsia="en-IN" w:bidi="ml-IN"/>
+              </w:rPr>
+              <w:t>ix</w:t>
+            </w:r>
+            <w:r>
+              <w:rPr>
+                <w:rFonts w:ascii="BRH Malayalam Extra" w:eastAsia="Times New Roman" w:hAnsi="BRH Malayalam Extra" w:cs="BRH Malayalam Extra"/>
+                <w:b/>
+                <w:color w:val="000000"/>
+                <w:sz w:val="33"/>
+                <w:szCs w:val="40"/>
+                <w:lang w:val="en-IN" w:eastAsia="en-IN" w:bidi="ml-IN"/>
+              </w:rPr>
+              <w:t>–</w:t>
+            </w:r>
+            <w:r>
+              <w:rPr>
+                <w:rFonts w:ascii="BRH Malayalam Extra" w:eastAsia="Times New Roman" w:hAnsi="BRH Malayalam Extra" w:cs="BRH Malayalam Extra"/>
+                <w:color w:val="000000"/>
+                <w:sz w:val="40"/>
+                <w:szCs w:val="40"/>
+                <w:lang w:val="en-IN" w:eastAsia="en-IN" w:bidi="ml-IN"/>
+              </w:rPr>
+              <w:t>iy</w:t>
+            </w:r>
+            <w:r>
+              <w:rPr>
+                <w:rFonts w:ascii="BRH Malayalam Extra" w:eastAsia="Times New Roman" w:hAnsi="BRH Malayalam Extra" w:cs="BRH Malayalam Extra"/>
+                <w:b/>
+                <w:color w:val="000000"/>
+                <w:sz w:val="33"/>
+                <w:szCs w:val="40"/>
+                <w:lang w:val="en-IN" w:eastAsia="en-IN" w:bidi="ml-IN"/>
+              </w:rPr>
+              <w:t>–</w:t>
+            </w:r>
+            <w:r>
+              <w:rPr>
+                <w:rFonts w:ascii="BRH Malayalam Extra" w:eastAsia="Times New Roman" w:hAnsi="BRH Malayalam Extra" w:cs="BRH Malayalam Extra"/>
+                <w:color w:val="000000"/>
+                <w:sz w:val="40"/>
+                <w:szCs w:val="40"/>
+                <w:lang w:val="en-IN" w:eastAsia="en-IN" w:bidi="ml-IN"/>
+              </w:rPr>
+              <w:t xml:space="preserve"> | </w:t>
+            </w:r>
+          </w:p>
+          <w:p>
+            <w:pPr>
+              <w:widowControl w:val="0"/>
+              <w:autoSpaceDE w:val="0"/>
+              <w:autoSpaceDN w:val="0"/>
+              <w:adjustRightInd w:val="0"/>
+              <w:spacing w:before="0" w:line="240" w:lineRule="auto"/>
+              <w:rPr>
+                <w:rFonts w:ascii="BRH Devanagari Extra" w:hAnsi="BRH Devanagari Extra" w:cs="BRH Devanagari Extra"/>
+                <w:color w:val="000000"/>
+                <w:sz w:val="40"/>
+                <w:szCs w:val="40"/>
+              </w:rPr>
+            </w:pPr>
+            <w:r>
+              <w:rPr>
+                <w:rFonts w:ascii="BRH Malayalam Extra" w:eastAsia="Times New Roman" w:hAnsi="BRH Malayalam Extra" w:cs="BRH Malayalam Extra"/>
+                <w:color w:val="000000"/>
+                <w:sz w:val="40"/>
+                <w:szCs w:val="40"/>
+                <w:lang w:val="en-IN" w:eastAsia="en-IN" w:bidi="ml-IN"/>
+              </w:rPr>
+              <w:t>öKx</w:t>
+            </w:r>
+            <w:r>
+              <w:rPr>
+                <w:rFonts w:ascii="BRH Malayalam Extra" w:eastAsia="Times New Roman" w:hAnsi="BRH Malayalam Extra" w:cs="BRH Malayalam Extra"/>
+                <w:b/>
+                <w:color w:val="000000"/>
+                <w:sz w:val="33"/>
+                <w:szCs w:val="40"/>
+                <w:lang w:val="en-IN" w:eastAsia="en-IN" w:bidi="ml-IN"/>
+              </w:rPr>
+              <w:t>–</w:t>
+            </w:r>
+            <w:r>
+              <w:rPr>
+                <w:rFonts w:ascii="BRH Malayalam Extra" w:eastAsia="Times New Roman" w:hAnsi="BRH Malayalam Extra" w:cs="BRH Malayalam Extra"/>
+                <w:color w:val="000000"/>
+                <w:sz w:val="40"/>
+                <w:szCs w:val="40"/>
+                <w:lang w:val="en-IN" w:eastAsia="en-IN" w:bidi="ml-IN"/>
+              </w:rPr>
+              <w:t>ix</w:t>
+            </w:r>
+            <w:r>
+              <w:rPr>
+                <w:rFonts w:ascii="BRH Malayalam Extra" w:eastAsia="Times New Roman" w:hAnsi="BRH Malayalam Extra" w:cs="BRH Malayalam Extra"/>
+                <w:b/>
+                <w:color w:val="000000"/>
+                <w:sz w:val="33"/>
+                <w:szCs w:val="40"/>
+                <w:lang w:val="en-IN" w:eastAsia="en-IN" w:bidi="ml-IN"/>
+              </w:rPr>
+              <w:t>–</w:t>
+            </w:r>
+            <w:r>
+              <w:rPr>
+                <w:rFonts w:ascii="BRH Malayalam Extra" w:eastAsia="Times New Roman" w:hAnsi="BRH Malayalam Extra" w:cs="BRH Malayalam Extra"/>
+                <w:color w:val="000000"/>
+                <w:sz w:val="40"/>
+                <w:szCs w:val="40"/>
+                <w:lang w:val="en-IN" w:eastAsia="en-IN" w:bidi="ml-IN"/>
+              </w:rPr>
+              <w:t>iz¥öÉ—Y |</w:t>
+            </w:r>
+          </w:p>
+        </w:tc>
+        <w:tc>
+          <w:tcPr>
+            <w:tcW w:w="5386" w:type="dxa"/>
+          </w:tcPr>
+          <w:p>
+            <w:pPr>
+              <w:spacing w:before="0" w:line="240" w:lineRule="auto"/>
+              <w:rPr>
+                <w:rFonts w:ascii="BRH Malayalam Extra" w:eastAsia="Times New Roman" w:hAnsi="BRH Malayalam Extra" w:cs="BRH Malayalam Extra"/>
+                <w:color w:val="000000"/>
+                <w:sz w:val="40"/>
+                <w:szCs w:val="40"/>
+                <w:lang w:val="en-IN" w:eastAsia="en-IN" w:bidi="ml-IN"/>
+              </w:rPr>
+            </w:pPr>
+            <w:r>
+              <w:rPr>
+                <w:rFonts w:ascii="BRH Malayalam Extra" w:eastAsia="Times New Roman" w:hAnsi="BRH Malayalam Extra" w:cs="BRH Malayalam Extra"/>
+                <w:color w:val="000000"/>
+                <w:sz w:val="40"/>
+                <w:szCs w:val="40"/>
+                <w:lang w:val="en-IN" w:eastAsia="en-IN" w:bidi="ml-IN"/>
+              </w:rPr>
+              <w:t>G</w:t>
+            </w:r>
+            <w:r>
+              <w:rPr>
+                <w:rFonts w:ascii="BRH Malayalam Extra" w:eastAsia="Times New Roman" w:hAnsi="BRH Malayalam Extra" w:cs="BRH Malayalam Extra"/>
+                <w:b/>
+                <w:color w:val="000000"/>
+                <w:sz w:val="33"/>
+                <w:szCs w:val="40"/>
+                <w:lang w:val="en-IN" w:eastAsia="en-IN" w:bidi="ml-IN"/>
+              </w:rPr>
+              <w:t>–</w:t>
+            </w:r>
+            <w:r>
+              <w:rPr>
+                <w:rFonts w:ascii="BRH Malayalam Extra" w:eastAsia="Times New Roman" w:hAnsi="BRH Malayalam Extra" w:cs="BRH Malayalam Extra"/>
+                <w:color w:val="000000"/>
+                <w:sz w:val="40"/>
+                <w:szCs w:val="40"/>
+                <w:lang w:val="en-IN" w:eastAsia="en-IN" w:bidi="ml-IN"/>
+              </w:rPr>
+              <w:t>dx</w:t>
+            </w:r>
+            <w:r>
+              <w:rPr>
+                <w:rFonts w:ascii="BRH Malayalam Extra" w:eastAsia="Times New Roman" w:hAnsi="BRH Malayalam Extra" w:cs="BRH Malayalam Extra"/>
+                <w:b/>
+                <w:color w:val="000000"/>
+                <w:sz w:val="33"/>
+                <w:szCs w:val="40"/>
+                <w:lang w:val="en-IN" w:eastAsia="en-IN" w:bidi="ml-IN"/>
+              </w:rPr>
+              <w:t>–</w:t>
+            </w:r>
+            <w:r>
+              <w:rPr>
+                <w:rFonts w:ascii="BRH Malayalam Extra" w:eastAsia="Times New Roman" w:hAnsi="BRH Malayalam Extra" w:cs="BRH Malayalam Extra"/>
+                <w:color w:val="000000"/>
+                <w:sz w:val="40"/>
+                <w:szCs w:val="40"/>
+                <w:lang w:val="en-IN" w:eastAsia="en-IN" w:bidi="ml-IN"/>
+              </w:rPr>
+              <w:t xml:space="preserve">© </w:t>
+            </w:r>
+            <w:r>
+              <w:rPr>
+                <w:rFonts w:ascii="BRH Malayalam Extra" w:eastAsia="Times New Roman" w:hAnsi="BRH Malayalam Extra" w:cs="BRH Malayalam Extra"/>
+                <w:color w:val="000000"/>
+                <w:sz w:val="40"/>
+                <w:szCs w:val="40"/>
+                <w:highlight w:val="green"/>
+                <w:lang w:val="en-IN" w:eastAsia="en-IN" w:bidi="ml-IN"/>
+              </w:rPr>
+              <w:t>öK</w:t>
+            </w:r>
+            <w:r>
+              <w:rPr>
+                <w:rFonts w:ascii="BRH Malayalam Extra" w:eastAsia="Times New Roman" w:hAnsi="BRH Malayalam Extra" w:cs="BRH Malayalam Extra"/>
+                <w:color w:val="000000"/>
+                <w:sz w:val="40"/>
+                <w:szCs w:val="40"/>
+                <w:lang w:val="en-IN" w:eastAsia="en-IN" w:bidi="ml-IN"/>
+              </w:rPr>
+              <w:t>x</w:t>
+            </w:r>
+            <w:r>
+              <w:rPr>
+                <w:rFonts w:ascii="BRH Malayalam Extra" w:eastAsia="Times New Roman" w:hAnsi="BRH Malayalam Extra" w:cs="BRH Malayalam Extra"/>
+                <w:b/>
+                <w:color w:val="000000"/>
+                <w:sz w:val="33"/>
+                <w:szCs w:val="40"/>
+                <w:lang w:val="en-IN" w:eastAsia="en-IN" w:bidi="ml-IN"/>
+              </w:rPr>
+              <w:t>–</w:t>
+            </w:r>
+            <w:r>
+              <w:rPr>
+                <w:rFonts w:ascii="BRH Malayalam Extra" w:eastAsia="Times New Roman" w:hAnsi="BRH Malayalam Extra" w:cs="BRH Malayalam Extra"/>
+                <w:color w:val="000000"/>
+                <w:sz w:val="40"/>
+                <w:szCs w:val="40"/>
+                <w:lang w:val="en-IN" w:eastAsia="en-IN" w:bidi="ml-IN"/>
+              </w:rPr>
+              <w:t>ix</w:t>
+            </w:r>
+            <w:r>
+              <w:rPr>
+                <w:rFonts w:ascii="BRH Malayalam Extra" w:eastAsia="Times New Roman" w:hAnsi="BRH Malayalam Extra" w:cs="BRH Malayalam Extra"/>
+                <w:b/>
+                <w:color w:val="000000"/>
+                <w:sz w:val="33"/>
+                <w:szCs w:val="40"/>
+                <w:lang w:val="en-IN" w:eastAsia="en-IN" w:bidi="ml-IN"/>
+              </w:rPr>
+              <w:t>–</w:t>
+            </w:r>
+            <w:r>
+              <w:rPr>
+                <w:rFonts w:ascii="BRH Malayalam Extra" w:eastAsia="Times New Roman" w:hAnsi="BRH Malayalam Extra" w:cs="BRH Malayalam Extra"/>
+                <w:color w:val="000000"/>
+                <w:sz w:val="40"/>
+                <w:szCs w:val="40"/>
+                <w:lang w:val="en-IN" w:eastAsia="en-IN" w:bidi="ml-IN"/>
+              </w:rPr>
+              <w:t>iy</w:t>
+            </w:r>
+            <w:r>
+              <w:rPr>
+                <w:rFonts w:ascii="BRH Malayalam Extra" w:eastAsia="Times New Roman" w:hAnsi="BRH Malayalam Extra" w:cs="BRH Malayalam Extra"/>
+                <w:b/>
+                <w:color w:val="000000"/>
+                <w:sz w:val="33"/>
+                <w:szCs w:val="40"/>
+                <w:lang w:val="en-IN" w:eastAsia="en-IN" w:bidi="ml-IN"/>
+              </w:rPr>
+              <w:t>–</w:t>
+            </w:r>
+            <w:r>
+              <w:rPr>
+                <w:rFonts w:ascii="BRH Malayalam Extra" w:eastAsia="Times New Roman" w:hAnsi="BRH Malayalam Extra" w:cs="BRH Malayalam Extra"/>
+                <w:color w:val="000000"/>
+                <w:sz w:val="40"/>
+                <w:szCs w:val="40"/>
+                <w:lang w:val="en-IN" w:eastAsia="en-IN" w:bidi="ml-IN"/>
+              </w:rPr>
+              <w:t xml:space="preserve"> | </w:t>
+            </w:r>
+          </w:p>
+          <w:p>
+            <w:pPr>
+              <w:spacing w:before="0" w:line="240" w:lineRule="auto"/>
+              <w:rPr>
+                <w:rFonts w:ascii="BRH Devanagari Extra" w:hAnsi="BRH Devanagari Extra" w:cs="BRH Devanagari Extra"/>
+                <w:color w:val="000000"/>
+                <w:sz w:val="40"/>
+                <w:szCs w:val="40"/>
+              </w:rPr>
+            </w:pPr>
+            <w:r>
+              <w:rPr>
+                <w:rFonts w:ascii="BRH Malayalam Extra" w:eastAsia="Times New Roman" w:hAnsi="BRH Malayalam Extra" w:cs="BRH Malayalam Extra"/>
+                <w:color w:val="000000"/>
+                <w:sz w:val="40"/>
+                <w:szCs w:val="40"/>
+                <w:lang w:val="en-IN" w:eastAsia="en-IN" w:bidi="ml-IN"/>
+              </w:rPr>
+              <w:t>öKx</w:t>
+            </w:r>
+            <w:r>
+              <w:rPr>
+                <w:rFonts w:ascii="BRH Malayalam Extra" w:eastAsia="Times New Roman" w:hAnsi="BRH Malayalam Extra" w:cs="BRH Malayalam Extra"/>
+                <w:b/>
+                <w:color w:val="000000"/>
+                <w:sz w:val="33"/>
+                <w:szCs w:val="40"/>
+                <w:lang w:val="en-IN" w:eastAsia="en-IN" w:bidi="ml-IN"/>
+              </w:rPr>
+              <w:t>–</w:t>
+            </w:r>
+            <w:r>
+              <w:rPr>
+                <w:rFonts w:ascii="BRH Malayalam Extra" w:eastAsia="Times New Roman" w:hAnsi="BRH Malayalam Extra" w:cs="BRH Malayalam Extra"/>
+                <w:color w:val="000000"/>
+                <w:sz w:val="40"/>
+                <w:szCs w:val="40"/>
+                <w:lang w:val="en-IN" w:eastAsia="en-IN" w:bidi="ml-IN"/>
+              </w:rPr>
+              <w:t>ix</w:t>
+            </w:r>
+            <w:r>
+              <w:rPr>
+                <w:rFonts w:ascii="BRH Malayalam Extra" w:eastAsia="Times New Roman" w:hAnsi="BRH Malayalam Extra" w:cs="BRH Malayalam Extra"/>
+                <w:b/>
+                <w:color w:val="000000"/>
+                <w:sz w:val="33"/>
+                <w:szCs w:val="40"/>
+                <w:lang w:val="en-IN" w:eastAsia="en-IN" w:bidi="ml-IN"/>
+              </w:rPr>
+              <w:t>–</w:t>
+            </w:r>
+            <w:r>
+              <w:rPr>
+                <w:rFonts w:ascii="BRH Malayalam Extra" w:eastAsia="Times New Roman" w:hAnsi="BRH Malayalam Extra" w:cs="BRH Malayalam Extra"/>
+                <w:color w:val="000000"/>
+                <w:sz w:val="40"/>
+                <w:szCs w:val="40"/>
+                <w:lang w:val="en-IN" w:eastAsia="en-IN" w:bidi="ml-IN"/>
+              </w:rPr>
+              <w:t xml:space="preserve">iz¥öÉ—Y | </w:t>
+            </w:r>
+          </w:p>
+        </w:tc>
+      </w:tr>
+      <w:tr>
+        <w:trPr>
+          <w:trHeight w:val="1387"/>
+        </w:trPr>
+        <w:tc>
+          <w:tcPr>
+            <w:tcW w:w="3906" w:type="dxa"/>
+          </w:tcPr>
+          <w:p>
+            <w:pPr>
+              <w:widowControl w:val="0"/>
+              <w:tabs>
+                <w:tab w:val="left" w:pos="993"/>
+              </w:tabs>
+              <w:autoSpaceDE w:val="0"/>
+              <w:autoSpaceDN w:val="0"/>
+              <w:adjustRightInd w:val="0"/>
+              <w:spacing w:before="0" w:line="240" w:lineRule="auto"/>
+              <w:ind w:right="297"/>
+              <w:rPr>
+                <w:rFonts w:cs="Arial"/>
+                <w:b/>
+                <w:color w:val="000000"/>
+                <w:sz w:val="28"/>
+                <w:szCs w:val="32"/>
+              </w:rPr>
+            </w:pPr>
+            <w:r>
+              <w:rPr>
+                <w:rFonts w:cs="Arial"/>
+                <w:b/>
+                <w:color w:val="000000"/>
+                <w:sz w:val="28"/>
+                <w:szCs w:val="32"/>
+              </w:rPr>
+              <w:t>T.S.</w:t>
+            </w:r>
+            <w:r>
+              <w:rPr>
+                <w:rFonts w:cs="Arial"/>
+                <w:b/>
+                <w:color w:val="000000"/>
+                <w:sz w:val="28"/>
+                <w:szCs w:val="32"/>
+              </w:rPr>
+              <w:t xml:space="preserve">3.5.4.1 </w:t>
+            </w:r>
+            <w:r>
+              <w:rPr>
+                <w:rFonts w:cs="Arial"/>
+                <w:b/>
+                <w:color w:val="000000"/>
+                <w:sz w:val="28"/>
+                <w:szCs w:val="32"/>
+              </w:rPr>
+              <w:t>– Kramam</w:t>
+            </w:r>
+          </w:p>
+          <w:p>
+            <w:pPr>
+              <w:widowControl w:val="0"/>
+              <w:tabs>
+                <w:tab w:val="left" w:pos="993"/>
+              </w:tabs>
+              <w:autoSpaceDE w:val="0"/>
+              <w:autoSpaceDN w:val="0"/>
+              <w:adjustRightInd w:val="0"/>
+              <w:spacing w:before="0" w:line="240" w:lineRule="auto"/>
+              <w:ind w:right="297"/>
+              <w:rPr>
+                <w:rFonts w:cs="Arial"/>
+                <w:b/>
+                <w:color w:val="000000"/>
+                <w:sz w:val="28"/>
+                <w:szCs w:val="32"/>
+                <w:lang w:val="en-IN"/>
+              </w:rPr>
+            </w:pPr>
+            <w:r>
+              <w:rPr>
+                <w:rFonts w:cs="Arial"/>
+                <w:b/>
+                <w:color w:val="000000"/>
+                <w:sz w:val="28"/>
+                <w:szCs w:val="32"/>
+                <w:lang w:val="en-IN"/>
+              </w:rPr>
+              <w:t>Krama Vaakyam No. - 27</w:t>
+            </w:r>
+          </w:p>
+          <w:p>
+            <w:pPr>
+              <w:widowControl w:val="0"/>
+              <w:tabs>
+                <w:tab w:val="left" w:pos="993"/>
+              </w:tabs>
+              <w:autoSpaceDE w:val="0"/>
+              <w:autoSpaceDN w:val="0"/>
+              <w:adjustRightInd w:val="0"/>
+              <w:spacing w:before="0" w:line="240" w:lineRule="auto"/>
+              <w:ind w:right="297"/>
+              <w:rPr>
+                <w:rFonts w:cs="Arial"/>
+                <w:b/>
+                <w:color w:val="000000"/>
+                <w:sz w:val="28"/>
+                <w:szCs w:val="32"/>
                 <w:lang w:val="it-IT"/>
               </w:rPr>
             </w:pPr>
@@ -532,6 +1790,320 @@
                 <w:lang w:val="en-IN" w:eastAsia="en-IN" w:bidi="ml-IN"/>
               </w:rPr>
               <w:t>Zõsëy— ||</w:t>
+            </w:r>
+          </w:p>
+        </w:tc>
+      </w:tr>
+      <w:tr>
+        <w:trPr>
+          <w:trHeight w:val="1015"/>
+        </w:trPr>
+        <w:tc>
+          <w:tcPr>
+            <w:tcW w:w="3906" w:type="dxa"/>
+          </w:tcPr>
+          <w:p>
+            <w:pPr>
+              <w:widowControl w:val="0"/>
+              <w:tabs>
+                <w:tab w:val="left" w:pos="993"/>
+              </w:tabs>
+              <w:autoSpaceDE w:val="0"/>
+              <w:autoSpaceDN w:val="0"/>
+              <w:adjustRightInd w:val="0"/>
+              <w:spacing w:before="0" w:line="240" w:lineRule="auto"/>
+              <w:ind w:right="297"/>
+              <w:rPr>
+                <w:rFonts w:cs="Arial"/>
+                <w:b/>
+                <w:color w:val="000000"/>
+                <w:sz w:val="28"/>
+                <w:szCs w:val="32"/>
+              </w:rPr>
+            </w:pPr>
+            <w:r>
+              <w:rPr>
+                <w:rFonts w:cs="Arial"/>
+                <w:b/>
+                <w:color w:val="000000"/>
+                <w:sz w:val="28"/>
+                <w:szCs w:val="32"/>
+              </w:rPr>
+              <w:t>T.S.</w:t>
+            </w:r>
+            <w:r>
+              <w:rPr>
+                <w:rFonts w:cs="Arial"/>
+                <w:b/>
+                <w:color w:val="000000"/>
+                <w:sz w:val="28"/>
+                <w:szCs w:val="32"/>
+              </w:rPr>
+              <w:t xml:space="preserve">3.5.4.2 </w:t>
+            </w:r>
+            <w:r>
+              <w:rPr>
+                <w:rFonts w:cs="Arial"/>
+                <w:b/>
+                <w:color w:val="000000"/>
+                <w:sz w:val="28"/>
+                <w:szCs w:val="32"/>
+              </w:rPr>
+              <w:t>– Kramam</w:t>
+            </w:r>
+          </w:p>
+          <w:p>
+            <w:pPr>
+              <w:widowControl w:val="0"/>
+              <w:tabs>
+                <w:tab w:val="left" w:pos="993"/>
+              </w:tabs>
+              <w:autoSpaceDE w:val="0"/>
+              <w:autoSpaceDN w:val="0"/>
+              <w:adjustRightInd w:val="0"/>
+              <w:spacing w:before="0" w:line="240" w:lineRule="auto"/>
+              <w:ind w:right="297"/>
+              <w:rPr>
+                <w:rFonts w:cs="Arial"/>
+                <w:b/>
+                <w:color w:val="000000"/>
+                <w:sz w:val="28"/>
+                <w:szCs w:val="32"/>
+                <w:lang w:val="en-IN"/>
+              </w:rPr>
+            </w:pPr>
+            <w:r>
+              <w:rPr>
+                <w:rFonts w:cs="Arial"/>
+                <w:b/>
+                <w:color w:val="000000"/>
+                <w:sz w:val="28"/>
+                <w:szCs w:val="32"/>
+                <w:lang w:val="en-IN"/>
+              </w:rPr>
+              <w:t xml:space="preserve">Krama Vaakyam No. </w:t>
+            </w:r>
+            <w:r>
+              <w:rPr>
+                <w:rFonts w:cs="Arial"/>
+                <w:b/>
+                <w:color w:val="000000"/>
+                <w:sz w:val="28"/>
+                <w:szCs w:val="32"/>
+                <w:lang w:val="en-IN"/>
+              </w:rPr>
+              <w:t>–</w:t>
+            </w:r>
+            <w:r>
+              <w:rPr>
+                <w:rFonts w:cs="Arial"/>
+                <w:b/>
+                <w:color w:val="000000"/>
+                <w:sz w:val="28"/>
+                <w:szCs w:val="32"/>
+                <w:lang w:val="en-IN"/>
+              </w:rPr>
+              <w:t xml:space="preserve"> </w:t>
+            </w:r>
+            <w:r>
+              <w:rPr>
+                <w:rFonts w:cs="Arial"/>
+                <w:b/>
+                <w:color w:val="000000"/>
+                <w:sz w:val="28"/>
+                <w:szCs w:val="32"/>
+                <w:lang w:val="en-IN"/>
+              </w:rPr>
+              <w:t>52</w:t>
+            </w:r>
+          </w:p>
+          <w:p>
+            <w:pPr>
+              <w:widowControl w:val="0"/>
+              <w:tabs>
+                <w:tab w:val="left" w:pos="993"/>
+              </w:tabs>
+              <w:autoSpaceDE w:val="0"/>
+              <w:autoSpaceDN w:val="0"/>
+              <w:adjustRightInd w:val="0"/>
+              <w:spacing w:before="0" w:line="240" w:lineRule="auto"/>
+              <w:ind w:right="297"/>
+              <w:rPr>
+                <w:rFonts w:cs="Arial"/>
+                <w:b/>
+                <w:color w:val="000000"/>
+                <w:sz w:val="28"/>
+                <w:szCs w:val="32"/>
+              </w:rPr>
+            </w:pPr>
+            <w:r>
+              <w:rPr>
+                <w:rFonts w:cs="Arial"/>
+                <w:b/>
+                <w:color w:val="000000"/>
+                <w:sz w:val="28"/>
+                <w:szCs w:val="32"/>
+                <w:lang w:val="it-IT"/>
+              </w:rPr>
+              <w:t>Panchaati No</w:t>
+            </w:r>
+            <w:r>
+              <w:rPr>
+                <w:rFonts w:cs="Arial"/>
+                <w:b/>
+                <w:color w:val="000000"/>
+                <w:szCs w:val="32"/>
+                <w:lang w:val="it-IT"/>
+              </w:rPr>
+              <w:t xml:space="preserve">. - </w:t>
+            </w:r>
+            <w:r>
+              <w:rPr>
+                <w:rFonts w:cs="Arial"/>
+                <w:b/>
+                <w:color w:val="000000"/>
+                <w:sz w:val="28"/>
+                <w:szCs w:val="32"/>
+                <w:lang w:val="it-IT"/>
+              </w:rPr>
+              <w:t>1</w:t>
+            </w:r>
+            <w:r>
+              <w:rPr>
+                <w:rFonts w:cs="Arial"/>
+                <w:b/>
+                <w:color w:val="000000"/>
+                <w:sz w:val="28"/>
+                <w:szCs w:val="32"/>
+                <w:lang w:val="it-IT"/>
+              </w:rPr>
+              <w:t>3</w:t>
+            </w:r>
+          </w:p>
+        </w:tc>
+        <w:tc>
+          <w:tcPr>
+            <w:tcW w:w="5103" w:type="dxa"/>
+          </w:tcPr>
+          <w:p>
+            <w:pPr>
+              <w:widowControl w:val="0"/>
+              <w:autoSpaceDE w:val="0"/>
+              <w:autoSpaceDN w:val="0"/>
+              <w:adjustRightInd w:val="0"/>
+              <w:spacing w:before="0" w:line="240" w:lineRule="auto"/>
+              <w:rPr>
+                <w:rFonts w:ascii="Latha" w:hAnsi="Latha" w:cs="Latha"/>
+                <w:sz w:val="28"/>
+                <w:szCs w:val="28"/>
+                <w:cs/>
+                <w:lang w:bidi="ta-IN"/>
+              </w:rPr>
+            </w:pPr>
+            <w:r>
+              <w:rPr>
+                <w:rFonts w:ascii="BRH Malayalam Extra" w:eastAsia="Times New Roman" w:hAnsi="BRH Malayalam Extra" w:cs="BRH Malayalam Extra"/>
+                <w:color w:val="000000"/>
+                <w:sz w:val="40"/>
+                <w:szCs w:val="40"/>
+                <w:highlight w:val="yellow"/>
+                <w:lang w:val="en-IN" w:eastAsia="en-IN" w:bidi="ml-IN"/>
+              </w:rPr>
+              <w:t>¥</w:t>
+            </w:r>
+            <w:r>
+              <w:rPr>
+                <w:rFonts w:ascii="BRH Malayalam Extra" w:eastAsia="Times New Roman" w:hAnsi="BRH Malayalam Extra" w:cs="BRH Malayalam Extra"/>
+                <w:color w:val="000000"/>
+                <w:sz w:val="40"/>
+                <w:szCs w:val="40"/>
+                <w:lang w:val="en-IN" w:eastAsia="en-IN" w:bidi="ml-IN"/>
+              </w:rPr>
+              <w:t>öqrçõ</w:t>
+            </w:r>
+            <w:r>
+              <w:rPr>
+                <w:rFonts w:ascii="BRH Malayalam Extra" w:eastAsia="Times New Roman" w:hAnsi="BRH Malayalam Extra" w:cs="BRH Malayalam Extra"/>
+                <w:b/>
+                <w:color w:val="000000"/>
+                <w:sz w:val="33"/>
+                <w:szCs w:val="40"/>
+                <w:lang w:val="en-IN" w:eastAsia="en-IN" w:bidi="ml-IN"/>
+              </w:rPr>
+              <w:t>–</w:t>
+            </w:r>
+            <w:r>
+              <w:rPr>
+                <w:rFonts w:ascii="BRH Malayalam Extra" w:eastAsia="Times New Roman" w:hAnsi="BRH Malayalam Extra" w:cs="BRH Malayalam Extra"/>
+                <w:color w:val="000000"/>
+                <w:sz w:val="40"/>
+                <w:szCs w:val="40"/>
+                <w:lang w:val="en-IN" w:eastAsia="en-IN" w:bidi="ml-IN"/>
+              </w:rPr>
+              <w:t xml:space="preserve"> B | B ¥c—ty |</w:t>
+            </w:r>
+          </w:p>
+        </w:tc>
+        <w:tc>
+          <w:tcPr>
+            <w:tcW w:w="5386" w:type="dxa"/>
+          </w:tcPr>
+          <w:p>
+            <w:pPr>
+              <w:widowControl w:val="0"/>
+              <w:autoSpaceDE w:val="0"/>
+              <w:autoSpaceDN w:val="0"/>
+              <w:adjustRightInd w:val="0"/>
+              <w:spacing w:line="252" w:lineRule="auto"/>
+              <w:rPr>
+                <w:rFonts w:ascii="Latha" w:hAnsi="Latha" w:cs="Latha"/>
+                <w:sz w:val="28"/>
+                <w:szCs w:val="28"/>
+                <w:cs/>
+                <w:lang w:bidi="ta-IN"/>
+              </w:rPr>
+            </w:pPr>
+            <w:r>
+              <w:rPr>
+                <w:rFonts w:ascii="BRH Malayalam Extra" w:eastAsia="Times New Roman" w:hAnsi="BRH Malayalam Extra" w:cs="BRH Malayalam Extra"/>
+                <w:color w:val="000000"/>
+                <w:sz w:val="40"/>
+                <w:szCs w:val="40"/>
+                <w:highlight w:val="green"/>
+                <w:lang w:val="en-IN" w:eastAsia="en-IN" w:bidi="ml-IN"/>
+              </w:rPr>
+              <w:t>¤¤</w:t>
+            </w:r>
+            <w:r>
+              <w:rPr>
+                <w:rFonts w:ascii="BRH Malayalam Extra" w:eastAsia="Times New Roman" w:hAnsi="BRH Malayalam Extra" w:cs="BRH Malayalam Extra"/>
+                <w:color w:val="000000"/>
+                <w:sz w:val="40"/>
+                <w:szCs w:val="40"/>
+                <w:lang w:val="en-IN" w:eastAsia="en-IN" w:bidi="ml-IN"/>
+              </w:rPr>
+              <w:t>öqrçõ</w:t>
+            </w:r>
+            <w:r>
+              <w:rPr>
+                <w:rFonts w:ascii="BRH Malayalam Extra" w:eastAsia="Times New Roman" w:hAnsi="BRH Malayalam Extra" w:cs="BRH Malayalam Extra"/>
+                <w:b/>
+                <w:color w:val="000000"/>
+                <w:sz w:val="33"/>
+                <w:szCs w:val="40"/>
+                <w:lang w:val="en-IN" w:eastAsia="en-IN" w:bidi="ml-IN"/>
+              </w:rPr>
+              <w:t>–</w:t>
+            </w:r>
+            <w:r>
+              <w:rPr>
+                <w:rFonts w:ascii="BRH Malayalam Extra" w:eastAsia="Times New Roman" w:hAnsi="BRH Malayalam Extra" w:cs="BRH Malayalam Extra"/>
+                <w:color w:val="000000"/>
+                <w:sz w:val="40"/>
+                <w:szCs w:val="40"/>
+                <w:lang w:val="en-IN" w:eastAsia="en-IN" w:bidi="ml-IN"/>
+              </w:rPr>
+              <w:t xml:space="preserve"> B | B ¥c—ty |</w:t>
             </w:r>
           </w:p>
         </w:tc>
@@ -696,16 +2268,16 @@
                 <w:color w:val="000000"/>
                 <w:sz w:val="40"/>
                 <w:szCs w:val="40"/>
-                <w:lang w:val="en-IN" w:eastAsia="en-IN" w:bidi="ml-IN"/>
-              </w:rPr>
-            </w:pPr>
-            <w:r>
-              <w:rPr>
-                <w:rFonts w:ascii="BRH Malayalam Extra" w:eastAsia="Times New Roman" w:hAnsi="BRH Malayalam Extra" w:cs="BRH Malayalam Extra"/>
-                <w:color w:val="000000"/>
-                <w:sz w:val="40"/>
-                <w:szCs w:val="40"/>
-                <w:lang w:val="en-IN" w:eastAsia="en-IN" w:bidi="ml-IN"/>
+                <w:lang w:val="it-IT" w:eastAsia="en-IN" w:bidi="ml-IN"/>
+              </w:rPr>
+            </w:pPr>
+            <w:r>
+              <w:rPr>
+                <w:rFonts w:ascii="BRH Malayalam Extra" w:eastAsia="Times New Roman" w:hAnsi="BRH Malayalam Extra" w:cs="BRH Malayalam Extra"/>
+                <w:color w:val="000000"/>
+                <w:sz w:val="40"/>
+                <w:szCs w:val="40"/>
+                <w:lang w:val="it-IT" w:eastAsia="en-IN" w:bidi="ml-IN"/>
               </w:rPr>
               <w:t>¤¤pK—O§KZz öc¡</w:t>
             </w:r>
@@ -716,7 +2288,7 @@
                 <w:color w:val="000000"/>
                 <w:sz w:val="33"/>
                 <w:szCs w:val="40"/>
-                <w:lang w:val="en-IN" w:eastAsia="en-IN" w:bidi="ml-IN"/>
+                <w:lang w:val="it-IT" w:eastAsia="en-IN" w:bidi="ml-IN"/>
               </w:rPr>
               <w:t>–</w:t>
             </w:r>
@@ -726,7 +2298,7 @@
                 <w:color w:val="000000"/>
                 <w:sz w:val="40"/>
                 <w:szCs w:val="40"/>
-                <w:lang w:val="en-IN" w:eastAsia="en-IN" w:bidi="ml-IN"/>
+                <w:lang w:val="it-IT" w:eastAsia="en-IN" w:bidi="ml-IN"/>
               </w:rPr>
               <w:t xml:space="preserve">px | </w:t>
             </w:r>
@@ -808,16 +2380,16 @@
                 <w:color w:val="000000"/>
                 <w:sz w:val="40"/>
                 <w:szCs w:val="40"/>
-                <w:lang w:val="en-IN" w:eastAsia="en-IN" w:bidi="ml-IN"/>
-              </w:rPr>
-            </w:pPr>
-            <w:r>
-              <w:rPr>
-                <w:rFonts w:ascii="BRH Malayalam Extra" w:eastAsia="Times New Roman" w:hAnsi="BRH Malayalam Extra" w:cs="BRH Malayalam Extra"/>
-                <w:color w:val="000000"/>
-                <w:sz w:val="40"/>
-                <w:szCs w:val="40"/>
-                <w:lang w:val="en-IN" w:eastAsia="en-IN" w:bidi="ml-IN"/>
+                <w:lang w:val="it-IT" w:eastAsia="en-IN" w:bidi="ml-IN"/>
+              </w:rPr>
+            </w:pPr>
+            <w:r>
+              <w:rPr>
+                <w:rFonts w:ascii="BRH Malayalam Extra" w:eastAsia="Times New Roman" w:hAnsi="BRH Malayalam Extra" w:cs="BRH Malayalam Extra"/>
+                <w:color w:val="000000"/>
+                <w:sz w:val="40"/>
+                <w:szCs w:val="40"/>
+                <w:lang w:val="it-IT" w:eastAsia="en-IN" w:bidi="ml-IN"/>
               </w:rPr>
               <w:t>¤¤pK—O§KZz öc¡</w:t>
             </w:r>
@@ -828,7 +2400,7 @@
                 <w:color w:val="000000"/>
                 <w:sz w:val="33"/>
                 <w:szCs w:val="40"/>
-                <w:lang w:val="en-IN" w:eastAsia="en-IN" w:bidi="ml-IN"/>
+                <w:lang w:val="it-IT" w:eastAsia="en-IN" w:bidi="ml-IN"/>
               </w:rPr>
               <w:t>–</w:t>
             </w:r>
@@ -838,7 +2410,7 @@
                 <w:color w:val="000000"/>
                 <w:sz w:val="40"/>
                 <w:szCs w:val="40"/>
-                <w:lang w:val="en-IN" w:eastAsia="en-IN" w:bidi="ml-IN"/>
+                <w:lang w:val="it-IT" w:eastAsia="en-IN" w:bidi="ml-IN"/>
               </w:rPr>
               <w:t xml:space="preserve">px | </w:t>
             </w:r>
@@ -1442,7 +3014,6 @@
           <w:b/>
           <w:bCs/>
         </w:rPr>
-        <w:lastRenderedPageBreak/>
         <w:t>(ignore those which are already incorporated in your book’s version and date)</w:t>
       </w:r>
     </w:p>
@@ -2422,6 +3993,7 @@
                 <w:sz w:val="28"/>
                 <w:szCs w:val="32"/>
               </w:rPr>
+              <w:lastRenderedPageBreak/>
               <w:t>T.S.</w:t>
             </w:r>
             <w:r>
@@ -3581,7 +5153,6 @@
           <w:szCs w:val="32"/>
           <w:u w:val="single"/>
         </w:rPr>
-        <w:lastRenderedPageBreak/>
         <w:t>==============</w:t>
       </w:r>
     </w:p>

--- a/TS-Kramam/TS-3.5/TS 3.5 Malayalam Krama Paatam Corrections.docx
+++ b/TS-Kramam/TS-3.5/TS 3.5 Malayalam Krama Paatam Corrections.docx
@@ -81,7 +81,18 @@
           <w:szCs w:val="32"/>
           <w:u w:val="single"/>
         </w:rPr>
-        <w:t xml:space="preserve">Observed till </w:t>
+        <w:t xml:space="preserve">Observed </w:t>
+      </w:r>
+      <w:proofErr w:type="gramStart"/>
+      <w:r>
+        <w:rPr>
+          <w:b/>
+          <w:bCs/>
+          <w:sz w:val="32"/>
+          <w:szCs w:val="32"/>
+          <w:u w:val="single"/>
+        </w:rPr>
+        <w:t xml:space="preserve">till </w:t>
       </w:r>
       <w:r>
         <w:rPr>
@@ -94,6 +105,7 @@
         </w:rPr>
         <w:t>????</w:t>
       </w:r>
+      <w:proofErr w:type="gramEnd"/>
     </w:p>
     <w:p>
       <w:pPr>
@@ -114,7 +126,7 @@
     </w:p>
     <w:tbl>
       <w:tblPr>
-        <w:tblW w:w="14395" w:type="dxa"/>
+        <w:tblW w:w="14537" w:type="dxa"/>
         <w:tblInd w:w="-792" w:type="dxa"/>
         <w:tblBorders>
           <w:top w:val="single" w:sz="4" w:space="0" w:color="000000"/>
@@ -128,10 +140,17 @@
       </w:tblPr>
       <w:tblGrid>
         <w:gridCol w:w="3906"/>
-        <w:gridCol w:w="5103"/>
-        <w:gridCol w:w="5386"/>
+        <w:gridCol w:w="142"/>
+        <w:gridCol w:w="4961"/>
+        <w:gridCol w:w="142"/>
+        <w:gridCol w:w="5244"/>
+        <w:gridCol w:w="142"/>
       </w:tblGrid>
       <w:tr>
+        <w:trPr>
+          <w:gridAfter w:val="1"/>
+          <w:wAfter w:w="142" w:type="dxa"/>
+        </w:trPr>
         <w:tc>
           <w:tcPr>
             <w:tcW w:w="3906" w:type="dxa"/>
@@ -174,6 +193,7 @@
         <w:tc>
           <w:tcPr>
             <w:tcW w:w="5103" w:type="dxa"/>
+            <w:gridSpan w:val="2"/>
           </w:tcPr>
           <w:p>
             <w:pPr>
@@ -196,6 +216,7 @@
         <w:tc>
           <w:tcPr>
             <w:tcW w:w="5386" w:type="dxa"/>
+            <w:gridSpan w:val="2"/>
           </w:tcPr>
           <w:p>
             <w:pPr>
@@ -219,6 +240,8 @@
       </w:tr>
       <w:tr>
         <w:trPr>
+          <w:gridAfter w:val="1"/>
+          <w:wAfter w:w="142" w:type="dxa"/>
           <w:trHeight w:val="1671"/>
         </w:trPr>
         <w:tc>
@@ -374,6 +397,7 @@
         <w:tc>
           <w:tcPr>
             <w:tcW w:w="5103" w:type="dxa"/>
+            <w:gridSpan w:val="2"/>
           </w:tcPr>
           <w:p>
             <w:pPr>
@@ -626,6 +650,7 @@
         <w:tc>
           <w:tcPr>
             <w:tcW w:w="5386" w:type="dxa"/>
+            <w:gridSpan w:val="2"/>
           </w:tcPr>
           <w:p>
             <w:pPr>
@@ -871,6 +896,8 @@
       </w:tr>
       <w:tr>
         <w:trPr>
+          <w:gridAfter w:val="1"/>
+          <w:wAfter w:w="142" w:type="dxa"/>
           <w:trHeight w:val="1118"/>
         </w:trPr>
         <w:tc>
@@ -1037,6 +1064,7 @@
         <w:tc>
           <w:tcPr>
             <w:tcW w:w="5103" w:type="dxa"/>
+            <w:gridSpan w:val="2"/>
           </w:tcPr>
           <w:p>
             <w:pPr>
@@ -1261,6 +1289,7 @@
         <w:tc>
           <w:tcPr>
             <w:tcW w:w="5386" w:type="dxa"/>
+            <w:gridSpan w:val="2"/>
           </w:tcPr>
           <w:p>
             <w:pPr>
@@ -1477,6 +1506,8 @@
       </w:tr>
       <w:tr>
         <w:trPr>
+          <w:gridAfter w:val="1"/>
+          <w:wAfter w:w="142" w:type="dxa"/>
           <w:trHeight w:val="1387"/>
         </w:trPr>
         <w:tc>
@@ -1633,6 +1664,7 @@
         <w:tc>
           <w:tcPr>
             <w:tcW w:w="5103" w:type="dxa"/>
+            <w:gridSpan w:val="2"/>
           </w:tcPr>
           <w:p>
             <w:pPr>
@@ -1722,6 +1754,7 @@
         <w:tc>
           <w:tcPr>
             <w:tcW w:w="5386" w:type="dxa"/>
+            <w:gridSpan w:val="2"/>
           </w:tcPr>
           <w:p>
             <w:pPr>
@@ -1796,6 +1829,8 @@
       </w:tr>
       <w:tr>
         <w:trPr>
+          <w:gridAfter w:val="1"/>
+          <w:wAfter w:w="142" w:type="dxa"/>
           <w:trHeight w:val="1015"/>
         </w:trPr>
         <w:tc>
@@ -1984,6 +2019,7 @@
         <w:tc>
           <w:tcPr>
             <w:tcW w:w="5103" w:type="dxa"/>
+            <w:gridSpan w:val="2"/>
           </w:tcPr>
           <w:p>
             <w:pPr>
@@ -2047,6 +2083,7 @@
         <w:tc>
           <w:tcPr>
             <w:tcW w:w="5386" w:type="dxa"/>
+            <w:gridSpan w:val="2"/>
           </w:tcPr>
           <w:p>
             <w:pPr>
@@ -2110,6 +2147,8 @@
       </w:tr>
       <w:tr>
         <w:trPr>
+          <w:gridAfter w:val="1"/>
+          <w:wAfter w:w="142" w:type="dxa"/>
           <w:trHeight w:val="1563"/>
         </w:trPr>
         <w:tc>
@@ -2254,6 +2293,7 @@
         <w:tc>
           <w:tcPr>
             <w:tcW w:w="5103" w:type="dxa"/>
+            <w:gridSpan w:val="2"/>
           </w:tcPr>
           <w:p>
             <w:pPr>
@@ -2366,6 +2406,7 @@
         <w:tc>
           <w:tcPr>
             <w:tcW w:w="5386" w:type="dxa"/>
+            <w:gridSpan w:val="2"/>
           </w:tcPr>
           <w:p>
             <w:pPr>
@@ -2472,6 +2513,495 @@
                 <w:lang w:val="en-IN" w:eastAsia="en-IN" w:bidi="ml-IN"/>
               </w:rPr>
               <w:t>px hp—Zy |</w:t>
+            </w:r>
+          </w:p>
+        </w:tc>
+      </w:tr>
+      <w:tr>
+        <w:trPr>
+          <w:trHeight w:val="1550"/>
+        </w:trPr>
+        <w:tc>
+          <w:tcPr>
+            <w:tcW w:w="4048" w:type="dxa"/>
+            <w:gridSpan w:val="2"/>
+          </w:tcPr>
+          <w:p>
+            <w:pPr>
+              <w:widowControl w:val="0"/>
+              <w:tabs>
+                <w:tab w:val="left" w:pos="993"/>
+              </w:tabs>
+              <w:autoSpaceDE w:val="0"/>
+              <w:autoSpaceDN w:val="0"/>
+              <w:adjustRightInd w:val="0"/>
+              <w:spacing w:before="0" w:line="240" w:lineRule="auto"/>
+              <w:ind w:right="297"/>
+              <w:rPr>
+                <w:rFonts w:cs="Arial"/>
+                <w:b/>
+                <w:color w:val="000000"/>
+                <w:sz w:val="28"/>
+                <w:szCs w:val="32"/>
+              </w:rPr>
+            </w:pPr>
+            <w:r>
+              <w:rPr>
+                <w:rFonts w:cs="Arial"/>
+                <w:b/>
+                <w:color w:val="000000"/>
+                <w:sz w:val="28"/>
+                <w:szCs w:val="32"/>
+              </w:rPr>
+              <w:lastRenderedPageBreak/>
+              <w:t>T.S.</w:t>
+            </w:r>
+            <w:r>
+              <w:rPr>
+                <w:rFonts w:cs="Arial"/>
+                <w:b/>
+                <w:color w:val="000000"/>
+                <w:sz w:val="28"/>
+                <w:szCs w:val="32"/>
+              </w:rPr>
+              <w:t xml:space="preserve">3.5.11.2 </w:t>
+            </w:r>
+            <w:r>
+              <w:rPr>
+                <w:rFonts w:cs="Arial"/>
+                <w:b/>
+                <w:color w:val="000000"/>
+                <w:sz w:val="28"/>
+                <w:szCs w:val="32"/>
+              </w:rPr>
+              <w:t>– Kramam</w:t>
+            </w:r>
+          </w:p>
+          <w:p>
+            <w:pPr>
+              <w:widowControl w:val="0"/>
+              <w:tabs>
+                <w:tab w:val="left" w:pos="993"/>
+              </w:tabs>
+              <w:autoSpaceDE w:val="0"/>
+              <w:autoSpaceDN w:val="0"/>
+              <w:adjustRightInd w:val="0"/>
+              <w:spacing w:before="0" w:line="240" w:lineRule="auto"/>
+              <w:ind w:right="297"/>
+              <w:rPr>
+                <w:rFonts w:cs="Arial"/>
+                <w:b/>
+                <w:color w:val="000000"/>
+                <w:sz w:val="28"/>
+                <w:szCs w:val="32"/>
+                <w:lang w:val="en-IN"/>
+              </w:rPr>
+            </w:pPr>
+            <w:r>
+              <w:rPr>
+                <w:rFonts w:cs="Arial"/>
+                <w:b/>
+                <w:color w:val="000000"/>
+                <w:sz w:val="28"/>
+                <w:szCs w:val="32"/>
+                <w:lang w:val="en-IN"/>
+              </w:rPr>
+              <w:t>Krama Vaakyam No. - 4</w:t>
+            </w:r>
+            <w:r>
+              <w:rPr>
+                <w:rFonts w:cs="Arial"/>
+                <w:b/>
+                <w:color w:val="000000"/>
+                <w:sz w:val="28"/>
+                <w:szCs w:val="32"/>
+                <w:lang w:val="en-IN"/>
+              </w:rPr>
+              <w:t>6</w:t>
+            </w:r>
+          </w:p>
+          <w:p>
+            <w:pPr>
+              <w:widowControl w:val="0"/>
+              <w:tabs>
+                <w:tab w:val="left" w:pos="993"/>
+              </w:tabs>
+              <w:autoSpaceDE w:val="0"/>
+              <w:autoSpaceDN w:val="0"/>
+              <w:adjustRightInd w:val="0"/>
+              <w:spacing w:before="0" w:line="240" w:lineRule="auto"/>
+              <w:ind w:right="297"/>
+              <w:rPr>
+                <w:rFonts w:cs="Arial"/>
+                <w:b/>
+                <w:color w:val="000000"/>
+                <w:sz w:val="28"/>
+                <w:szCs w:val="32"/>
+              </w:rPr>
+            </w:pPr>
+            <w:r>
+              <w:rPr>
+                <w:rFonts w:cs="Arial"/>
+                <w:b/>
+                <w:color w:val="000000"/>
+                <w:sz w:val="28"/>
+                <w:szCs w:val="32"/>
+                <w:lang w:val="it-IT"/>
+              </w:rPr>
+              <w:t>Panchaati No</w:t>
+            </w:r>
+            <w:r>
+              <w:rPr>
+                <w:rFonts w:cs="Arial"/>
+                <w:b/>
+                <w:color w:val="000000"/>
+                <w:szCs w:val="32"/>
+                <w:lang w:val="it-IT"/>
+              </w:rPr>
+              <w:t xml:space="preserve">. - </w:t>
+            </w:r>
+            <w:r>
+              <w:rPr>
+                <w:rFonts w:cs="Arial"/>
+                <w:b/>
+                <w:color w:val="000000"/>
+                <w:sz w:val="28"/>
+                <w:szCs w:val="32"/>
+                <w:lang w:val="it-IT"/>
+              </w:rPr>
+              <w:t>33</w:t>
+            </w:r>
+          </w:p>
+        </w:tc>
+        <w:tc>
+          <w:tcPr>
+            <w:tcW w:w="5103" w:type="dxa"/>
+            <w:gridSpan w:val="2"/>
+          </w:tcPr>
+          <w:p>
+            <w:pPr>
+              <w:widowControl w:val="0"/>
+              <w:autoSpaceDE w:val="0"/>
+              <w:autoSpaceDN w:val="0"/>
+              <w:adjustRightInd w:val="0"/>
+              <w:spacing w:before="0" w:line="240" w:lineRule="auto"/>
+              <w:rPr>
+                <w:rFonts w:ascii="BRH Malayalam Extra" w:eastAsia="Times New Roman" w:hAnsi="BRH Malayalam Extra" w:cs="BRH Malayalam Extra"/>
+                <w:color w:val="000000"/>
+                <w:sz w:val="40"/>
+                <w:szCs w:val="40"/>
+                <w:lang w:val="en-IN" w:eastAsia="en-IN" w:bidi="ml-IN"/>
+              </w:rPr>
+            </w:pPr>
+            <w:r>
+              <w:rPr>
+                <w:rFonts w:ascii="BRH Malayalam Extra" w:eastAsia="Times New Roman" w:hAnsi="BRH Malayalam Extra" w:cs="BRH Malayalam Extra"/>
+                <w:color w:val="000000"/>
+                <w:sz w:val="40"/>
+                <w:szCs w:val="40"/>
+                <w:lang w:val="en-IN" w:eastAsia="en-IN" w:bidi="ml-IN"/>
+              </w:rPr>
+              <w:t>¥Zû</w:t>
+            </w:r>
+            <w:r>
+              <w:rPr>
+                <w:rFonts w:ascii="BRH Malayalam Extra" w:eastAsia="Times New Roman" w:hAnsi="BRH Malayalam Extra" w:cs="BRH Malayalam Extra"/>
+                <w:b/>
+                <w:color w:val="000000"/>
+                <w:sz w:val="33"/>
+                <w:szCs w:val="40"/>
+                <w:lang w:val="en-IN" w:eastAsia="en-IN" w:bidi="ml-IN"/>
+              </w:rPr>
+              <w:t>–</w:t>
+            </w:r>
+            <w:r>
+              <w:rPr>
+                <w:rFonts w:ascii="BRH Malayalam Extra" w:eastAsia="Times New Roman" w:hAnsi="BRH Malayalam Extra" w:cs="BRH Malayalam Extra"/>
+                <w:color w:val="000000"/>
+                <w:sz w:val="40"/>
+                <w:szCs w:val="40"/>
+                <w:lang w:val="en-IN" w:eastAsia="en-IN" w:bidi="ml-IN"/>
+              </w:rPr>
+              <w:t>¥rx bz—by</w:t>
+            </w:r>
+            <w:r>
+              <w:rPr>
+                <w:rFonts w:ascii="BRH Malayalam Extra" w:eastAsia="Times New Roman" w:hAnsi="BRH Malayalam Extra" w:cs="BRH Malayalam Extra"/>
+                <w:b/>
+                <w:color w:val="000000"/>
+                <w:sz w:val="33"/>
+                <w:szCs w:val="40"/>
+                <w:lang w:val="en-IN" w:eastAsia="en-IN" w:bidi="ml-IN"/>
+              </w:rPr>
+              <w:t>–</w:t>
+            </w:r>
+            <w:r>
+              <w:rPr>
+                <w:rFonts w:ascii="BRH Malayalam Extra" w:eastAsia="Times New Roman" w:hAnsi="BRH Malayalam Extra" w:cs="BRH Malayalam Extra"/>
+                <w:color w:val="000000"/>
+                <w:sz w:val="40"/>
+                <w:szCs w:val="40"/>
+                <w:lang w:val="en-IN" w:eastAsia="en-IN" w:bidi="ml-IN"/>
+              </w:rPr>
+              <w:t xml:space="preserve">px© | </w:t>
+            </w:r>
+          </w:p>
+          <w:p>
+            <w:pPr>
+              <w:widowControl w:val="0"/>
+              <w:autoSpaceDE w:val="0"/>
+              <w:autoSpaceDN w:val="0"/>
+              <w:adjustRightInd w:val="0"/>
+              <w:spacing w:before="0" w:line="240" w:lineRule="auto"/>
+              <w:rPr>
+                <w:rFonts w:ascii="BRH Devanagari Extra" w:hAnsi="BRH Devanagari Extra" w:cs="BRH Devanagari Extra"/>
+                <w:color w:val="000000"/>
+                <w:sz w:val="40"/>
+                <w:szCs w:val="40"/>
+              </w:rPr>
+            </w:pPr>
+            <w:r>
+              <w:rPr>
+                <w:rFonts w:ascii="BRH Malayalam Extra" w:eastAsia="Times New Roman" w:hAnsi="BRH Malayalam Extra" w:cs="BRH Malayalam Extra"/>
+                <w:color w:val="000000"/>
+                <w:sz w:val="40"/>
+                <w:szCs w:val="40"/>
+                <w:highlight w:val="yellow"/>
+                <w:lang w:val="en-IN" w:eastAsia="en-IN" w:bidi="ml-IN"/>
+              </w:rPr>
+              <w:t>by</w:t>
+            </w:r>
+            <w:r>
+              <w:rPr>
+                <w:rFonts w:ascii="BRH Malayalam Extra" w:eastAsia="Times New Roman" w:hAnsi="BRH Malayalam Extra" w:cs="BRH Malayalam Extra"/>
+                <w:b/>
+                <w:color w:val="000000"/>
+                <w:sz w:val="33"/>
+                <w:szCs w:val="40"/>
+                <w:highlight w:val="yellow"/>
+                <w:lang w:val="en-IN" w:eastAsia="en-IN" w:bidi="ml-IN"/>
+              </w:rPr>
+              <w:t>–</w:t>
+            </w:r>
+            <w:r>
+              <w:rPr>
+                <w:rFonts w:ascii="BRH Malayalam Extra" w:eastAsia="Times New Roman" w:hAnsi="BRH Malayalam Extra" w:cs="BRH Malayalam Extra"/>
+                <w:color w:val="000000"/>
+                <w:sz w:val="40"/>
+                <w:szCs w:val="40"/>
+                <w:lang w:val="en-IN" w:eastAsia="en-IN" w:bidi="ml-IN"/>
+              </w:rPr>
+              <w:t>by</w:t>
+            </w:r>
+            <w:r>
+              <w:rPr>
+                <w:rFonts w:ascii="BRH Malayalam Extra" w:eastAsia="Times New Roman" w:hAnsi="BRH Malayalam Extra" w:cs="BRH Malayalam Extra"/>
+                <w:b/>
+                <w:color w:val="000000"/>
+                <w:sz w:val="33"/>
+                <w:szCs w:val="40"/>
+                <w:lang w:val="en-IN" w:eastAsia="en-IN" w:bidi="ml-IN"/>
+              </w:rPr>
+              <w:t>–</w:t>
+            </w:r>
+            <w:r>
+              <w:rPr>
+                <w:rFonts w:ascii="BRH Malayalam Extra" w:eastAsia="Times New Roman" w:hAnsi="BRH Malayalam Extra" w:cs="BRH Malayalam Extra"/>
+                <w:color w:val="000000"/>
+                <w:sz w:val="40"/>
+                <w:szCs w:val="40"/>
+                <w:lang w:val="en-IN" w:eastAsia="en-IN" w:bidi="ml-IN"/>
+              </w:rPr>
+              <w:t>px</w:t>
+            </w:r>
+            <w:r>
+              <w:rPr>
+                <w:rFonts w:ascii="BRH Devanagari Extra" w:eastAsia="Times New Roman" w:hAnsi="BRH Devanagari Extra" w:cs="BRH Malayalam Extra"/>
+                <w:color w:val="000000"/>
+                <w:sz w:val="36"/>
+                <w:szCs w:val="40"/>
+                <w:lang w:val="en-IN" w:eastAsia="en-IN" w:bidi="ml-IN"/>
+              </w:rPr>
+              <w:t>óè</w:t>
+            </w:r>
+            <w:r>
+              <w:rPr>
+                <w:rFonts w:ascii="BRH Malayalam Extra" w:eastAsia="Times New Roman" w:hAnsi="BRH Malayalam Extra" w:cs="BRH Malayalam Extra"/>
+                <w:color w:val="000000"/>
+                <w:sz w:val="40"/>
+                <w:szCs w:val="40"/>
+                <w:lang w:val="en-IN" w:eastAsia="en-IN" w:bidi="ml-IN"/>
+              </w:rPr>
+              <w:t xml:space="preserve"> A—sbZ§ |</w:t>
+            </w:r>
+          </w:p>
+        </w:tc>
+        <w:tc>
+          <w:tcPr>
+            <w:tcW w:w="5386" w:type="dxa"/>
+            <w:gridSpan w:val="2"/>
+          </w:tcPr>
+          <w:p>
+            <w:pPr>
+              <w:widowControl w:val="0"/>
+              <w:autoSpaceDE w:val="0"/>
+              <w:autoSpaceDN w:val="0"/>
+              <w:adjustRightInd w:val="0"/>
+              <w:spacing w:before="0" w:line="240" w:lineRule="auto"/>
+              <w:rPr>
+                <w:rFonts w:ascii="BRH Malayalam Extra" w:eastAsia="Times New Roman" w:hAnsi="BRH Malayalam Extra" w:cs="BRH Malayalam Extra"/>
+                <w:color w:val="000000"/>
+                <w:sz w:val="40"/>
+                <w:szCs w:val="40"/>
+                <w:lang w:val="en-IN" w:eastAsia="en-IN" w:bidi="ml-IN"/>
+              </w:rPr>
+            </w:pPr>
+            <w:r>
+              <w:rPr>
+                <w:rFonts w:ascii="BRH Malayalam Extra" w:eastAsia="Times New Roman" w:hAnsi="BRH Malayalam Extra" w:cs="BRH Malayalam Extra"/>
+                <w:color w:val="000000"/>
+                <w:sz w:val="40"/>
+                <w:szCs w:val="40"/>
+                <w:lang w:val="en-IN" w:eastAsia="en-IN" w:bidi="ml-IN"/>
+              </w:rPr>
+              <w:t>¥Zû</w:t>
+            </w:r>
+            <w:r>
+              <w:rPr>
+                <w:rFonts w:ascii="BRH Malayalam Extra" w:eastAsia="Times New Roman" w:hAnsi="BRH Malayalam Extra" w:cs="BRH Malayalam Extra"/>
+                <w:b/>
+                <w:color w:val="000000"/>
+                <w:sz w:val="33"/>
+                <w:szCs w:val="40"/>
+                <w:lang w:val="en-IN" w:eastAsia="en-IN" w:bidi="ml-IN"/>
+              </w:rPr>
+              <w:t>–</w:t>
+            </w:r>
+            <w:r>
+              <w:rPr>
+                <w:rFonts w:ascii="BRH Malayalam Extra" w:eastAsia="Times New Roman" w:hAnsi="BRH Malayalam Extra" w:cs="BRH Malayalam Extra"/>
+                <w:color w:val="000000"/>
+                <w:sz w:val="40"/>
+                <w:szCs w:val="40"/>
+                <w:lang w:val="en-IN" w:eastAsia="en-IN" w:bidi="ml-IN"/>
+              </w:rPr>
+              <w:t>¥rx bz—by</w:t>
+            </w:r>
+            <w:r>
+              <w:rPr>
+                <w:rFonts w:ascii="BRH Malayalam Extra" w:eastAsia="Times New Roman" w:hAnsi="BRH Malayalam Extra" w:cs="BRH Malayalam Extra"/>
+                <w:b/>
+                <w:color w:val="000000"/>
+                <w:sz w:val="33"/>
+                <w:szCs w:val="40"/>
+                <w:lang w:val="en-IN" w:eastAsia="en-IN" w:bidi="ml-IN"/>
+              </w:rPr>
+              <w:t>–</w:t>
+            </w:r>
+            <w:r>
+              <w:rPr>
+                <w:rFonts w:ascii="BRH Malayalam Extra" w:eastAsia="Times New Roman" w:hAnsi="BRH Malayalam Extra" w:cs="BRH Malayalam Extra"/>
+                <w:color w:val="000000"/>
+                <w:sz w:val="40"/>
+                <w:szCs w:val="40"/>
+                <w:lang w:val="en-IN" w:eastAsia="en-IN" w:bidi="ml-IN"/>
+              </w:rPr>
+              <w:t xml:space="preserve">px© | </w:t>
+            </w:r>
+          </w:p>
+          <w:p>
+            <w:pPr>
+              <w:spacing w:before="0" w:line="240" w:lineRule="auto"/>
+              <w:rPr>
+                <w:rFonts w:ascii="BRH Devanagari Extra" w:hAnsi="BRH Devanagari Extra" w:cs="BRH Devanagari Extra"/>
+                <w:color w:val="000000"/>
+                <w:sz w:val="40"/>
+                <w:szCs w:val="40"/>
+              </w:rPr>
+            </w:pPr>
+            <w:r>
+              <w:rPr>
+                <w:rFonts w:ascii="BRH Malayalam Extra" w:eastAsia="Times New Roman" w:hAnsi="BRH Malayalam Extra" w:cs="BRH Malayalam Extra"/>
+                <w:color w:val="000000"/>
+                <w:sz w:val="40"/>
+                <w:szCs w:val="40"/>
+                <w:lang w:val="en-IN" w:eastAsia="en-IN" w:bidi="ml-IN"/>
+              </w:rPr>
+              <w:t>b</w:t>
+            </w:r>
+            <w:r>
+              <w:rPr>
+                <w:rFonts w:ascii="BRH Malayalam Extra" w:eastAsia="Times New Roman" w:hAnsi="BRH Malayalam Extra" w:cs="BRH Malayalam Extra"/>
+                <w:b/>
+                <w:color w:val="000000"/>
+                <w:sz w:val="33"/>
+                <w:szCs w:val="40"/>
+                <w:highlight w:val="green"/>
+                <w:lang w:val="en-IN" w:eastAsia="en-IN" w:bidi="ml-IN"/>
+              </w:rPr>
+              <w:t>–</w:t>
+            </w:r>
+            <w:r>
+              <w:rPr>
+                <w:rFonts w:ascii="BRH Malayalam Extra" w:eastAsia="Times New Roman" w:hAnsi="BRH Malayalam Extra" w:cs="BRH Malayalam Extra"/>
+                <w:color w:val="000000"/>
+                <w:sz w:val="40"/>
+                <w:szCs w:val="40"/>
+                <w:highlight w:val="green"/>
+                <w:lang w:val="en-IN" w:eastAsia="en-IN" w:bidi="ml-IN"/>
+              </w:rPr>
+              <w:t>z</w:t>
+            </w:r>
+            <w:r>
+              <w:rPr>
+                <w:rFonts w:ascii="BRH Malayalam Extra" w:eastAsia="Times New Roman" w:hAnsi="BRH Malayalam Extra" w:cs="BRH Malayalam Extra"/>
+                <w:color w:val="000000"/>
+                <w:sz w:val="40"/>
+                <w:szCs w:val="40"/>
+                <w:lang w:val="en-IN" w:eastAsia="en-IN" w:bidi="ml-IN"/>
+              </w:rPr>
+              <w:t>by</w:t>
+            </w:r>
+            <w:r>
+              <w:rPr>
+                <w:rFonts w:ascii="BRH Malayalam Extra" w:eastAsia="Times New Roman" w:hAnsi="BRH Malayalam Extra" w:cs="BRH Malayalam Extra"/>
+                <w:b/>
+                <w:color w:val="000000"/>
+                <w:sz w:val="33"/>
+                <w:szCs w:val="40"/>
+                <w:lang w:val="en-IN" w:eastAsia="en-IN" w:bidi="ml-IN"/>
+              </w:rPr>
+              <w:t>–</w:t>
+            </w:r>
+            <w:r>
+              <w:rPr>
+                <w:rFonts w:ascii="BRH Malayalam Extra" w:eastAsia="Times New Roman" w:hAnsi="BRH Malayalam Extra" w:cs="BRH Malayalam Extra"/>
+                <w:color w:val="000000"/>
+                <w:sz w:val="40"/>
+                <w:szCs w:val="40"/>
+                <w:lang w:val="en-IN" w:eastAsia="en-IN" w:bidi="ml-IN"/>
+              </w:rPr>
+              <w:t>px</w:t>
+            </w:r>
+            <w:r>
+              <w:rPr>
+                <w:rFonts w:ascii="BRH Devanagari Extra" w:eastAsia="Times New Roman" w:hAnsi="BRH Devanagari Extra" w:cs="BRH Malayalam Extra"/>
+                <w:color w:val="000000"/>
+                <w:sz w:val="36"/>
+                <w:szCs w:val="40"/>
+                <w:lang w:val="en-IN" w:eastAsia="en-IN" w:bidi="ml-IN"/>
+              </w:rPr>
+              <w:t>óè</w:t>
+            </w:r>
+            <w:r>
+              <w:rPr>
+                <w:rFonts w:ascii="BRH Malayalam Extra" w:eastAsia="Times New Roman" w:hAnsi="BRH Malayalam Extra" w:cs="BRH Malayalam Extra"/>
+                <w:color w:val="000000"/>
+                <w:sz w:val="40"/>
+                <w:szCs w:val="40"/>
+                <w:lang w:val="en-IN" w:eastAsia="en-IN" w:bidi="ml-IN"/>
+              </w:rPr>
+              <w:t xml:space="preserve"> A—sbZ§ |</w:t>
             </w:r>
           </w:p>
         </w:tc>
@@ -3579,6 +4109,7 @@
                 <w:sz w:val="28"/>
                 <w:szCs w:val="32"/>
               </w:rPr>
+              <w:lastRenderedPageBreak/>
               <w:t>T.S.3.5.5.3 – Kramam</w:t>
             </w:r>
           </w:p>
@@ -3993,7 +4524,6 @@
                 <w:sz w:val="28"/>
                 <w:szCs w:val="32"/>
               </w:rPr>
-              <w:lastRenderedPageBreak/>
               <w:t>T.S.</w:t>
             </w:r>
             <w:r>
@@ -5082,7 +5612,16 @@
           <w:bCs/>
           <w:sz w:val="32"/>
         </w:rPr>
-        <w:t>replaced with</w:t>
+        <w:t xml:space="preserve">replaced </w:t>
+      </w:r>
+      <w:proofErr w:type="gramStart"/>
+      <w:r>
+        <w:rPr>
+          <w:b/>
+          <w:bCs/>
+          <w:sz w:val="32"/>
+        </w:rPr>
+        <w:t>with</w:t>
       </w:r>
       <w:r>
         <w:rPr>
@@ -5104,6 +5643,7 @@
         </w:rPr>
         <w:t>"</w:t>
       </w:r>
+      <w:proofErr w:type="gramEnd"/>
       <w:r>
         <w:rPr>
           <w:rFonts w:ascii="BRH Malayalam" w:hAnsi="BRH Malayalam" w:cs="BRH Malayalam"/>
@@ -5115,6 +5655,7 @@
         </w:rPr>
         <w:t>q§T</w:t>
       </w:r>
+      <w:proofErr w:type="gramStart"/>
       <w:r>
         <w:rPr>
           <w:rFonts w:ascii="BRH Malayalam" w:hAnsi="BRH Malayalam" w:cs="BRH Malayalam"/>
@@ -5131,7 +5672,16 @@
           <w:bCs/>
           <w:sz w:val="32"/>
         </w:rPr>
-        <w:t>wherever applicable</w:t>
+        <w:t>wherever</w:t>
+      </w:r>
+      <w:proofErr w:type="gramEnd"/>
+      <w:r>
+        <w:rPr>
+          <w:b/>
+          <w:bCs/>
+          <w:sz w:val="32"/>
+        </w:rPr>
+        <w:t xml:space="preserve"> applicable</w:t>
       </w:r>
     </w:p>
     <w:p>
@@ -5466,6 +6016,7 @@
           <w:szCs w:val="32"/>
           <w:u w:val="single"/>
         </w:rPr>
+        <w:lastRenderedPageBreak/>
         <w:t>=========================</w:t>
       </w:r>
     </w:p>

--- a/TS-Kramam/TS-3.5/TS 3.5 Malayalam Krama Paatam Corrections.docx
+++ b/TS-Kramam/TS-3.5/TS 3.5 Malayalam Krama Paatam Corrections.docx
@@ -81,9 +81,8 @@
           <w:szCs w:val="32"/>
           <w:u w:val="single"/>
         </w:rPr>
-        <w:t xml:space="preserve">Observed </w:t>
+        <w:t xml:space="preserve">Observed till </w:t>
       </w:r>
-      <w:proofErr w:type="gramStart"/>
       <w:r>
         <w:rPr>
           <w:b/>
@@ -92,20 +91,8 @@
           <w:szCs w:val="32"/>
           <w:u w:val="single"/>
         </w:rPr>
-        <w:t xml:space="preserve">till </w:t>
+        <w:t>31st August 2026</w:t>
       </w:r>
-      <w:r>
-        <w:rPr>
-          <w:b/>
-          <w:bCs/>
-          <w:sz w:val="32"/>
-          <w:szCs w:val="32"/>
-          <w:highlight w:val="red"/>
-          <w:u w:val="single"/>
-        </w:rPr>
-        <w:t>????</w:t>
-      </w:r>
-      <w:proofErr w:type="gramEnd"/>
     </w:p>
     <w:p>
       <w:pPr>
@@ -3019,6 +3006,16 @@
           <w:u w:val="single"/>
         </w:rPr>
       </w:pPr>
+      <w:r>
+        <w:rPr>
+          <w:b/>
+          <w:bCs/>
+          <w:sz w:val="32"/>
+          <w:szCs w:val="32"/>
+          <w:u w:val="single"/>
+        </w:rPr>
+        <w:t>===============</w:t>
+      </w:r>
     </w:p>
     <w:p>
       <w:pPr>
@@ -3407,6 +3404,18 @@
         </w:rPr>
         <w:t>==================</w:t>
       </w:r>
+    </w:p>
+    <w:p>
+      <w:pPr>
+        <w:jc w:val="center"/>
+        <w:rPr>
+          <w:b/>
+          <w:bCs/>
+          <w:sz w:val="32"/>
+          <w:szCs w:val="32"/>
+          <w:u w:val="single"/>
+        </w:rPr>
+      </w:pPr>
     </w:p>
     <w:p>
       <w:pPr>
@@ -4491,7 +4500,7 @@
       </w:tr>
       <w:tr>
         <w:trPr>
-          <w:trHeight w:val="1104"/>
+          <w:trHeight w:val="1046"/>
         </w:trPr>
         <w:tc>
           <w:tcPr>
@@ -4728,7 +4737,6 @@
               <w:spacing w:before="0" w:line="240" w:lineRule="auto"/>
               <w:rPr>
                 <w:rFonts w:ascii="BRH Malayalam Extra" w:eastAsia="Times New Roman" w:hAnsi="BRH Malayalam Extra" w:cs="BRH Malayalam Extra"/>
-                <w:color w:val="000000"/>
                 <w:sz w:val="40"/>
                 <w:szCs w:val="40"/>
                 <w:lang w:val="en-IN" w:eastAsia="en-IN" w:bidi="ml-IN"/>
@@ -4785,17 +4793,6 @@
               </w:rPr>
               <w:t xml:space="preserve"> | s¡ ic¡— |</w:t>
             </w:r>
-          </w:p>
-          <w:p>
-            <w:pPr>
-              <w:jc w:val="center"/>
-              <w:rPr>
-                <w:rFonts w:ascii="BRH Malayalam Extra" w:eastAsia="Times New Roman" w:hAnsi="BRH Malayalam Extra" w:cs="BRH Malayalam Extra"/>
-                <w:sz w:val="40"/>
-                <w:szCs w:val="40"/>
-                <w:lang w:val="en-IN" w:eastAsia="en-IN" w:bidi="ml-IN"/>
-              </w:rPr>
-            </w:pPr>
           </w:p>
         </w:tc>
       </w:tr>
@@ -4826,16 +4823,18 @@
                 <w:szCs w:val="32"/>
               </w:rPr>
             </w:pPr>
-            <w:r>
-              <w:rPr>
-                <w:rFonts w:cs="Arial"/>
-                <w:b/>
-                <w:color w:val="000000"/>
-                <w:sz w:val="28"/>
-                <w:szCs w:val="32"/>
-              </w:rPr>
-              <w:t>T.S.</w:t>
-            </w:r>
+            <w:proofErr w:type="gramStart"/>
+            <w:r>
+              <w:rPr>
+                <w:rFonts w:cs="Arial"/>
+                <w:b/>
+                <w:color w:val="000000"/>
+                <w:sz w:val="28"/>
+                <w:szCs w:val="32"/>
+              </w:rPr>
+              <w:t>.S.</w:t>
+            </w:r>
+            <w:proofErr w:type="gramEnd"/>
             <w:r>
               <w:rPr>
                 <w:rFonts w:cs="Arial"/>
@@ -6000,13 +5999,6 @@
       <w:pPr>
         <w:ind w:left="-709" w:firstLine="709"/>
         <w:jc w:val="center"/>
-        <w:rPr>
-          <w:b/>
-          <w:bCs/>
-          <w:sz w:val="32"/>
-          <w:szCs w:val="32"/>
-          <w:u w:val="single"/>
-        </w:rPr>
       </w:pPr>
       <w:r>
         <w:rPr>
@@ -6016,11 +6008,9 @@
           <w:szCs w:val="32"/>
           <w:u w:val="single"/>
         </w:rPr>
-        <w:lastRenderedPageBreak/>
         <w:t>=========================</w:t>
       </w:r>
     </w:p>
-    <w:p/>
     <w:sectPr>
       <w:headerReference w:type="even" r:id="rId7"/>
       <w:headerReference w:type="default" r:id="rId8"/>
